--- a/lab1/Отчёт по лр1. Ефремов Кирилл 231-329.docx
+++ b/lab1/Отчёт по лр1. Ефремов Кирилл 231-329.docx
@@ -412,6 +412,7 @@
         </w:rPr>
         <w:tab/>
       </w:r>
+      <w:proofErr w:type="spellStart"/>
       <w:r>
         <w:rPr>
           <w:rFonts w:ascii="Times New Roman" w:hAnsi="Times New Roman" w:cs="Times New Roman"/>
@@ -419,7 +420,17 @@
           <w:sz w:val="28"/>
           <w:szCs w:val="28"/>
         </w:rPr>
-        <w:t>Кропалёва Е. М.</w:t>
+        <w:t>Кропалёва</w:t>
+      </w:r>
+      <w:proofErr w:type="spellEnd"/>
+      <w:r>
+        <w:rPr>
+          <w:rFonts w:ascii="Times New Roman" w:hAnsi="Times New Roman" w:cs="Times New Roman"/>
+          <w:bCs/>
+          <w:sz w:val="28"/>
+          <w:szCs w:val="28"/>
+        </w:rPr>
+        <w:t xml:space="preserve"> Е. М.</w:t>
       </w:r>
     </w:p>
     <w:p/>
@@ -503,7 +514,25 @@
           <w:sz w:val="28"/>
           <w:szCs w:val="28"/>
         </w:rPr>
-        <w:t>Создать публичный репозиторий на GitHub для проекта компилятора. Все участники команды должны участвовать в разработке, что должно быть отражено в истории коммитов.</w:t>
+        <w:t xml:space="preserve">Создать публичный репозиторий на </w:t>
+      </w:r>
+      <w:proofErr w:type="spellStart"/>
+      <w:r>
+        <w:rPr>
+          <w:rFonts w:ascii="Times New Roman" w:hAnsi="Times New Roman" w:cs="Times New Roman"/>
+          <w:sz w:val="28"/>
+          <w:szCs w:val="28"/>
+        </w:rPr>
+        <w:t>GitHub</w:t>
+      </w:r>
+      <w:proofErr w:type="spellEnd"/>
+      <w:r>
+        <w:rPr>
+          <w:rFonts w:ascii="Times New Roman" w:hAnsi="Times New Roman" w:cs="Times New Roman"/>
+          <w:sz w:val="28"/>
+          <w:szCs w:val="28"/>
+        </w:rPr>
+        <w:t xml:space="preserve"> для проекта компилятора. Все участники команды должны участвовать в разработке, что должно быть отражено в истории коммитов.</w:t>
       </w:r>
     </w:p>
     <w:p>
@@ -630,7 +659,25 @@
           <w:sz w:val="28"/>
           <w:szCs w:val="28"/>
         </w:rPr>
-        <w:t xml:space="preserve">, Kotlin, Swift </w:t>
+        <w:t xml:space="preserve">, </w:t>
+      </w:r>
+      <w:proofErr w:type="spellStart"/>
+      <w:r>
+        <w:rPr>
+          <w:rFonts w:ascii="Times New Roman" w:hAnsi="Times New Roman" w:cs="Times New Roman"/>
+          <w:sz w:val="28"/>
+          <w:szCs w:val="28"/>
+        </w:rPr>
+        <w:t>Kotlin</w:t>
+      </w:r>
+      <w:proofErr w:type="spellEnd"/>
+      <w:r>
+        <w:rPr>
+          <w:rFonts w:ascii="Times New Roman" w:hAnsi="Times New Roman" w:cs="Times New Roman"/>
+          <w:sz w:val="28"/>
+          <w:szCs w:val="28"/>
+        </w:rPr>
+        <w:t xml:space="preserve">, Swift </w:t>
       </w:r>
       <w:r>
         <w:rPr>
@@ -663,8 +710,18 @@
           <w:sz w:val="28"/>
           <w:szCs w:val="28"/>
         </w:rPr>
-        <w:t>На выбранном языке написать программу с именем test</w:t>
-      </w:r>
+        <w:t xml:space="preserve">На выбранном языке написать программу с именем </w:t>
+      </w:r>
+      <w:proofErr w:type="spellStart"/>
+      <w:r>
+        <w:rPr>
+          <w:rFonts w:ascii="Times New Roman" w:hAnsi="Times New Roman" w:cs="Times New Roman"/>
+          <w:sz w:val="28"/>
+          <w:szCs w:val="28"/>
+        </w:rPr>
+        <w:t>test</w:t>
+      </w:r>
+      <w:proofErr w:type="spellEnd"/>
       <w:r>
         <w:rPr>
           <w:rFonts w:ascii="Times New Roman" w:hAnsi="Times New Roman" w:cs="Times New Roman"/>
@@ -679,7 +736,61 @@
           <w:sz w:val="28"/>
           <w:szCs w:val="28"/>
         </w:rPr>
-        <w:t>. Программа должна содержать различные синтаксические конструкции (объявление переменных, присваивание, арифметические и логические выражения, условные операторы if-else, циклы for или while, объявление и вызов функции), а их количество должно быть не меньше количества человек в команде.</w:t>
+        <w:t xml:space="preserve">. Программа должна содержать различные синтаксические конструкции (объявление переменных, присваивание, арифметические и логические выражения, условные операторы </w:t>
+      </w:r>
+      <w:proofErr w:type="spellStart"/>
+      <w:r>
+        <w:rPr>
+          <w:rFonts w:ascii="Times New Roman" w:hAnsi="Times New Roman" w:cs="Times New Roman"/>
+          <w:sz w:val="28"/>
+          <w:szCs w:val="28"/>
+        </w:rPr>
+        <w:t>if-else</w:t>
+      </w:r>
+      <w:proofErr w:type="spellEnd"/>
+      <w:r>
+        <w:rPr>
+          <w:rFonts w:ascii="Times New Roman" w:hAnsi="Times New Roman" w:cs="Times New Roman"/>
+          <w:sz w:val="28"/>
+          <w:szCs w:val="28"/>
+        </w:rPr>
+        <w:t xml:space="preserve">, циклы </w:t>
+      </w:r>
+      <w:proofErr w:type="spellStart"/>
+      <w:r>
+        <w:rPr>
+          <w:rFonts w:ascii="Times New Roman" w:hAnsi="Times New Roman" w:cs="Times New Roman"/>
+          <w:sz w:val="28"/>
+          <w:szCs w:val="28"/>
+        </w:rPr>
+        <w:t>for</w:t>
+      </w:r>
+      <w:proofErr w:type="spellEnd"/>
+      <w:r>
+        <w:rPr>
+          <w:rFonts w:ascii="Times New Roman" w:hAnsi="Times New Roman" w:cs="Times New Roman"/>
+          <w:sz w:val="28"/>
+          <w:szCs w:val="28"/>
+        </w:rPr>
+        <w:t xml:space="preserve"> или </w:t>
+      </w:r>
+      <w:proofErr w:type="spellStart"/>
+      <w:r>
+        <w:rPr>
+          <w:rFonts w:ascii="Times New Roman" w:hAnsi="Times New Roman" w:cs="Times New Roman"/>
+          <w:sz w:val="28"/>
+          <w:szCs w:val="28"/>
+        </w:rPr>
+        <w:t>while</w:t>
+      </w:r>
+      <w:proofErr w:type="spellEnd"/>
+      <w:r>
+        <w:rPr>
+          <w:rFonts w:ascii="Times New Roman" w:hAnsi="Times New Roman" w:cs="Times New Roman"/>
+          <w:sz w:val="28"/>
+          <w:szCs w:val="28"/>
+        </w:rPr>
+        <w:t>, объявление и вызов функции), а их количество должно быть не меньше количества человек в команде.</w:t>
       </w:r>
     </w:p>
     <w:p>
@@ -772,8 +883,8 @@
         <w:ind w:firstLine="709"/>
         <w:rPr>
           <w:rFonts w:ascii="Times New Roman" w:hAnsi="Times New Roman" w:cs="Times New Roman"/>
-          <w:sz w:val="28"/>
-          <w:szCs w:val="28"/>
+          <w:sz w:val="32"/>
+          <w:szCs w:val="32"/>
         </w:rPr>
       </w:pPr>
       <w:hyperlink r:id="rId7" w:history="1">
@@ -782,47 +893,36 @@
             <w:rStyle w:val="ab"/>
             <w:rFonts w:ascii="Times New Roman" w:hAnsi="Times New Roman" w:cs="Times New Roman"/>
             <w:sz w:val="28"/>
-            <w:szCs w:val="28"/>
+            <w:szCs w:val="24"/>
           </w:rPr>
-          <w:t>https://github.com/sloffy/efremov-329-compilation</w:t>
+          <w:t>https://github.com/sloffy/efremov-329-compilation-labs/tree/main/lab1</w:t>
         </w:r>
       </w:hyperlink>
     </w:p>
     <w:p>
       <w:pPr>
+        <w:spacing w:after="160" w:line="259" w:lineRule="auto"/>
+        <w:rPr>
+          <w:rFonts w:ascii="Times New Roman" w:hAnsi="Times New Roman" w:cs="Times New Roman"/>
+          <w:sz w:val="28"/>
+          <w:szCs w:val="28"/>
+        </w:rPr>
+      </w:pPr>
+      <w:r>
+        <w:rPr>
+          <w:rFonts w:ascii="Times New Roman" w:hAnsi="Times New Roman" w:cs="Times New Roman"/>
+          <w:sz w:val="28"/>
+          <w:szCs w:val="28"/>
+        </w:rPr>
+        <w:br w:type="page"/>
+      </w:r>
+    </w:p>
+    <w:p>
+      <w:pPr>
         <w:spacing w:line="360" w:lineRule="auto"/>
         <w:ind w:firstLine="709"/>
         <w:rPr>
           <w:rFonts w:ascii="Times New Roman" w:hAnsi="Times New Roman" w:cs="Times New Roman"/>
-          <w:sz w:val="28"/>
-          <w:szCs w:val="28"/>
-        </w:rPr>
-      </w:pPr>
-    </w:p>
-    <w:p>
-      <w:pPr>
-        <w:spacing w:after="160" w:line="259" w:lineRule="auto"/>
-        <w:rPr>
-          <w:rFonts w:ascii="Times New Roman" w:hAnsi="Times New Roman" w:cs="Times New Roman"/>
-          <w:sz w:val="28"/>
-          <w:szCs w:val="28"/>
-        </w:rPr>
-      </w:pPr>
-      <w:r>
-        <w:rPr>
-          <w:rFonts w:ascii="Times New Roman" w:hAnsi="Times New Roman" w:cs="Times New Roman"/>
-          <w:sz w:val="28"/>
-          <w:szCs w:val="28"/>
-        </w:rPr>
-        <w:br w:type="page"/>
-      </w:r>
-    </w:p>
-    <w:p>
-      <w:pPr>
-        <w:spacing w:line="360" w:lineRule="auto"/>
-        <w:ind w:firstLine="709"/>
-        <w:rPr>
-          <w:rFonts w:ascii="Times New Roman" w:hAnsi="Times New Roman" w:cs="Times New Roman"/>
           <w:b/>
           <w:bCs/>
           <w:sz w:val="28"/>
@@ -850,6 +950,7 @@
         </w:rPr>
         <w:t xml:space="preserve"> </w:t>
       </w:r>
+      <w:proofErr w:type="spellStart"/>
       <w:r>
         <w:rPr>
           <w:rFonts w:ascii="Times New Roman" w:hAnsi="Times New Roman" w:cs="Times New Roman"/>
@@ -861,6 +962,7 @@
         </w:rPr>
         <w:t>TestProgram</w:t>
       </w:r>
+      <w:proofErr w:type="spellEnd"/>
       <w:r>
         <w:rPr>
           <w:rFonts w:ascii="Times New Roman" w:hAnsi="Times New Roman" w:cs="Times New Roman"/>
@@ -912,6 +1014,7 @@
           <w:lang w:eastAsia="ru-RU"/>
         </w:rPr>
       </w:pPr>
+      <w:proofErr w:type="spellStart"/>
       <w:r>
         <w:rPr>
           <w:rFonts w:ascii="Courier New" w:eastAsia="Times New Roman" w:hAnsi="Courier New" w:cs="Courier New"/>
@@ -920,8 +1023,20 @@
           <w:szCs w:val="20"/>
           <w:lang w:eastAsia="ru-RU"/>
         </w:rPr>
-        <w:t xml:space="preserve">namespace </w:t>
-      </w:r>
+        <w:t>namespace</w:t>
+      </w:r>
+      <w:proofErr w:type="spellEnd"/>
+      <w:r>
+        <w:rPr>
+          <w:rFonts w:ascii="Courier New" w:eastAsia="Times New Roman" w:hAnsi="Courier New" w:cs="Courier New"/>
+          <w:color w:val="6C95EB"/>
+          <w:sz w:val="20"/>
+          <w:szCs w:val="20"/>
+          <w:lang w:eastAsia="ru-RU"/>
+        </w:rPr>
+        <w:t xml:space="preserve"> </w:t>
+      </w:r>
+      <w:proofErr w:type="spellStart"/>
       <w:r>
         <w:rPr>
           <w:rFonts w:ascii="Courier New" w:eastAsia="Times New Roman" w:hAnsi="Courier New" w:cs="Courier New"/>
@@ -932,6 +1047,7 @@
         </w:rPr>
         <w:t>test</w:t>
       </w:r>
+      <w:proofErr w:type="spellEnd"/>
       <w:r>
         <w:rPr>
           <w:rFonts w:ascii="Courier New" w:eastAsia="Times New Roman" w:hAnsi="Courier New" w:cs="Courier New"/>
@@ -988,6 +1104,7 @@
         </w:rPr>
         <w:br/>
       </w:r>
+      <w:proofErr w:type="spellStart"/>
       <w:r>
         <w:rPr>
           <w:rFonts w:ascii="Courier New" w:eastAsia="Times New Roman" w:hAnsi="Courier New" w:cs="Courier New"/>
@@ -996,7 +1113,18 @@
           <w:szCs w:val="20"/>
           <w:lang w:eastAsia="ru-RU"/>
         </w:rPr>
-        <w:t xml:space="preserve">using </w:t>
+        <w:t>using</w:t>
+      </w:r>
+      <w:proofErr w:type="spellEnd"/>
+      <w:r>
+        <w:rPr>
+          <w:rFonts w:ascii="Courier New" w:eastAsia="Times New Roman" w:hAnsi="Courier New" w:cs="Courier New"/>
+          <w:color w:val="6C95EB"/>
+          <w:sz w:val="20"/>
+          <w:szCs w:val="20"/>
+          <w:lang w:eastAsia="ru-RU"/>
+        </w:rPr>
+        <w:t xml:space="preserve"> </w:t>
       </w:r>
       <w:r>
         <w:rPr>
@@ -1118,6 +1246,7 @@
         </w:rPr>
         <w:br/>
       </w:r>
+      <w:proofErr w:type="spellStart"/>
       <w:r>
         <w:rPr>
           <w:rFonts w:ascii="Courier New" w:eastAsia="Times New Roman" w:hAnsi="Courier New" w:cs="Courier New"/>
@@ -1126,8 +1255,20 @@
           <w:szCs w:val="20"/>
           <w:lang w:eastAsia="ru-RU"/>
         </w:rPr>
-        <w:t xml:space="preserve">class </w:t>
-      </w:r>
+        <w:t>class</w:t>
+      </w:r>
+      <w:proofErr w:type="spellEnd"/>
+      <w:r>
+        <w:rPr>
+          <w:rFonts w:ascii="Courier New" w:eastAsia="Times New Roman" w:hAnsi="Courier New" w:cs="Courier New"/>
+          <w:color w:val="6C95EB"/>
+          <w:sz w:val="20"/>
+          <w:szCs w:val="20"/>
+          <w:lang w:eastAsia="ru-RU"/>
+        </w:rPr>
+        <w:t xml:space="preserve"> </w:t>
+      </w:r>
+      <w:proofErr w:type="spellStart"/>
       <w:r>
         <w:rPr>
           <w:rFonts w:ascii="Courier New" w:eastAsia="Times New Roman" w:hAnsi="Courier New" w:cs="Courier New"/>
@@ -1138,6 +1279,7 @@
         </w:rPr>
         <w:t>TestProgram</w:t>
       </w:r>
+      <w:proofErr w:type="spellEnd"/>
       <w:r>
         <w:rPr>
           <w:rFonts w:ascii="Courier New" w:eastAsia="Times New Roman" w:hAnsi="Courier New" w:cs="Courier New"/>
@@ -1204,6 +1346,7 @@
         <w:br/>
         <w:t xml:space="preserve">    </w:t>
       </w:r>
+      <w:proofErr w:type="spellStart"/>
       <w:r>
         <w:rPr>
           <w:rFonts w:ascii="Courier New" w:eastAsia="Times New Roman" w:hAnsi="Courier New" w:cs="Courier New"/>
@@ -1212,7 +1355,40 @@
           <w:szCs w:val="20"/>
           <w:lang w:eastAsia="ru-RU"/>
         </w:rPr>
-        <w:t xml:space="preserve">static int </w:t>
+        <w:t>static</w:t>
+      </w:r>
+      <w:proofErr w:type="spellEnd"/>
+      <w:r>
+        <w:rPr>
+          <w:rFonts w:ascii="Courier New" w:eastAsia="Times New Roman" w:hAnsi="Courier New" w:cs="Courier New"/>
+          <w:color w:val="6C95EB"/>
+          <w:sz w:val="20"/>
+          <w:szCs w:val="20"/>
+          <w:lang w:eastAsia="ru-RU"/>
+        </w:rPr>
+        <w:t xml:space="preserve"> </w:t>
+      </w:r>
+      <w:proofErr w:type="spellStart"/>
+      <w:r>
+        <w:rPr>
+          <w:rFonts w:ascii="Courier New" w:eastAsia="Times New Roman" w:hAnsi="Courier New" w:cs="Courier New"/>
+          <w:color w:val="6C95EB"/>
+          <w:sz w:val="20"/>
+          <w:szCs w:val="20"/>
+          <w:lang w:eastAsia="ru-RU"/>
+        </w:rPr>
+        <w:t>int</w:t>
+      </w:r>
+      <w:proofErr w:type="spellEnd"/>
+      <w:r>
+        <w:rPr>
+          <w:rFonts w:ascii="Courier New" w:eastAsia="Times New Roman" w:hAnsi="Courier New" w:cs="Courier New"/>
+          <w:color w:val="6C95EB"/>
+          <w:sz w:val="20"/>
+          <w:szCs w:val="20"/>
+          <w:lang w:eastAsia="ru-RU"/>
+        </w:rPr>
+        <w:t xml:space="preserve"> </w:t>
       </w:r>
       <w:r>
         <w:rPr>
@@ -1265,6 +1441,7 @@
         <w:br/>
         <w:t xml:space="preserve">    </w:t>
       </w:r>
+      <w:proofErr w:type="spellStart"/>
       <w:r>
         <w:rPr>
           <w:rFonts w:ascii="Courier New" w:eastAsia="Times New Roman" w:hAnsi="Courier New" w:cs="Courier New"/>
@@ -1273,7 +1450,40 @@
           <w:szCs w:val="20"/>
           <w:lang w:eastAsia="ru-RU"/>
         </w:rPr>
-        <w:t xml:space="preserve">static int </w:t>
+        <w:t>static</w:t>
+      </w:r>
+      <w:proofErr w:type="spellEnd"/>
+      <w:r>
+        <w:rPr>
+          <w:rFonts w:ascii="Courier New" w:eastAsia="Times New Roman" w:hAnsi="Courier New" w:cs="Courier New"/>
+          <w:color w:val="6C95EB"/>
+          <w:sz w:val="20"/>
+          <w:szCs w:val="20"/>
+          <w:lang w:eastAsia="ru-RU"/>
+        </w:rPr>
+        <w:t xml:space="preserve"> </w:t>
+      </w:r>
+      <w:proofErr w:type="spellStart"/>
+      <w:r>
+        <w:rPr>
+          <w:rFonts w:ascii="Courier New" w:eastAsia="Times New Roman" w:hAnsi="Courier New" w:cs="Courier New"/>
+          <w:color w:val="6C95EB"/>
+          <w:sz w:val="20"/>
+          <w:szCs w:val="20"/>
+          <w:lang w:eastAsia="ru-RU"/>
+        </w:rPr>
+        <w:t>int</w:t>
+      </w:r>
+      <w:proofErr w:type="spellEnd"/>
+      <w:r>
+        <w:rPr>
+          <w:rFonts w:ascii="Courier New" w:eastAsia="Times New Roman" w:hAnsi="Courier New" w:cs="Courier New"/>
+          <w:color w:val="6C95EB"/>
+          <w:sz w:val="20"/>
+          <w:szCs w:val="20"/>
+          <w:lang w:eastAsia="ru-RU"/>
+        </w:rPr>
+        <w:t xml:space="preserve"> </w:t>
       </w:r>
       <w:r>
         <w:rPr>
@@ -1326,6 +1536,7 @@
         <w:br/>
         <w:t xml:space="preserve">    </w:t>
       </w:r>
+      <w:proofErr w:type="spellStart"/>
       <w:r>
         <w:rPr>
           <w:rFonts w:ascii="Courier New" w:eastAsia="Times New Roman" w:hAnsi="Courier New" w:cs="Courier New"/>
@@ -1334,8 +1545,42 @@
           <w:szCs w:val="20"/>
           <w:lang w:eastAsia="ru-RU"/>
         </w:rPr>
-        <w:t xml:space="preserve">static int </w:t>
-      </w:r>
+        <w:t>static</w:t>
+      </w:r>
+      <w:proofErr w:type="spellEnd"/>
+      <w:r>
+        <w:rPr>
+          <w:rFonts w:ascii="Courier New" w:eastAsia="Times New Roman" w:hAnsi="Courier New" w:cs="Courier New"/>
+          <w:color w:val="6C95EB"/>
+          <w:sz w:val="20"/>
+          <w:szCs w:val="20"/>
+          <w:lang w:eastAsia="ru-RU"/>
+        </w:rPr>
+        <w:t xml:space="preserve"> </w:t>
+      </w:r>
+      <w:proofErr w:type="spellStart"/>
+      <w:r>
+        <w:rPr>
+          <w:rFonts w:ascii="Courier New" w:eastAsia="Times New Roman" w:hAnsi="Courier New" w:cs="Courier New"/>
+          <w:color w:val="6C95EB"/>
+          <w:sz w:val="20"/>
+          <w:szCs w:val="20"/>
+          <w:lang w:eastAsia="ru-RU"/>
+        </w:rPr>
+        <w:t>int</w:t>
+      </w:r>
+      <w:proofErr w:type="spellEnd"/>
+      <w:r>
+        <w:rPr>
+          <w:rFonts w:ascii="Courier New" w:eastAsia="Times New Roman" w:hAnsi="Courier New" w:cs="Courier New"/>
+          <w:color w:val="6C95EB"/>
+          <w:sz w:val="20"/>
+          <w:szCs w:val="20"/>
+          <w:lang w:eastAsia="ru-RU"/>
+        </w:rPr>
+        <w:t xml:space="preserve"> </w:t>
+      </w:r>
+      <w:proofErr w:type="spellStart"/>
       <w:r>
         <w:rPr>
           <w:rFonts w:ascii="Courier New" w:eastAsia="Times New Roman" w:hAnsi="Courier New" w:cs="Courier New"/>
@@ -1346,6 +1591,7 @@
         </w:rPr>
         <w:t>result</w:t>
       </w:r>
+      <w:proofErr w:type="spellEnd"/>
       <w:r>
         <w:rPr>
           <w:rFonts w:ascii="Courier New" w:eastAsia="Times New Roman" w:hAnsi="Courier New" w:cs="Courier New"/>
@@ -1387,6 +1633,7 @@
         <w:br/>
         <w:t xml:space="preserve">    </w:t>
       </w:r>
+      <w:proofErr w:type="spellStart"/>
       <w:r>
         <w:rPr>
           <w:rFonts w:ascii="Courier New" w:eastAsia="Times New Roman" w:hAnsi="Courier New" w:cs="Courier New"/>
@@ -1395,8 +1642,42 @@
           <w:szCs w:val="20"/>
           <w:lang w:eastAsia="ru-RU"/>
         </w:rPr>
-        <w:t xml:space="preserve">static void </w:t>
-      </w:r>
+        <w:t>static</w:t>
+      </w:r>
+      <w:proofErr w:type="spellEnd"/>
+      <w:r>
+        <w:rPr>
+          <w:rFonts w:ascii="Courier New" w:eastAsia="Times New Roman" w:hAnsi="Courier New" w:cs="Courier New"/>
+          <w:color w:val="6C95EB"/>
+          <w:sz w:val="20"/>
+          <w:szCs w:val="20"/>
+          <w:lang w:eastAsia="ru-RU"/>
+        </w:rPr>
+        <w:t xml:space="preserve"> </w:t>
+      </w:r>
+      <w:proofErr w:type="spellStart"/>
+      <w:r>
+        <w:rPr>
+          <w:rFonts w:ascii="Courier New" w:eastAsia="Times New Roman" w:hAnsi="Courier New" w:cs="Courier New"/>
+          <w:color w:val="6C95EB"/>
+          <w:sz w:val="20"/>
+          <w:szCs w:val="20"/>
+          <w:lang w:eastAsia="ru-RU"/>
+        </w:rPr>
+        <w:t>void</w:t>
+      </w:r>
+      <w:proofErr w:type="spellEnd"/>
+      <w:r>
+        <w:rPr>
+          <w:rFonts w:ascii="Courier New" w:eastAsia="Times New Roman" w:hAnsi="Courier New" w:cs="Courier New"/>
+          <w:color w:val="6C95EB"/>
+          <w:sz w:val="20"/>
+          <w:szCs w:val="20"/>
+          <w:lang w:eastAsia="ru-RU"/>
+        </w:rPr>
+        <w:t xml:space="preserve"> </w:t>
+      </w:r>
+      <w:proofErr w:type="spellStart"/>
       <w:r>
         <w:rPr>
           <w:rFonts w:ascii="Courier New" w:eastAsia="Times New Roman" w:hAnsi="Courier New" w:cs="Courier New"/>
@@ -1407,6 +1688,7 @@
         </w:rPr>
         <w:t>Main</w:t>
       </w:r>
+      <w:proofErr w:type="spellEnd"/>
       <w:r>
         <w:rPr>
           <w:rFonts w:ascii="Courier New" w:eastAsia="Times New Roman" w:hAnsi="Courier New" w:cs="Courier New"/>
@@ -1417,6 +1699,7 @@
         </w:rPr>
         <w:t>(</w:t>
       </w:r>
+      <w:proofErr w:type="spellStart"/>
       <w:r>
         <w:rPr>
           <w:rFonts w:ascii="Courier New" w:eastAsia="Times New Roman" w:hAnsi="Courier New" w:cs="Courier New"/>
@@ -1427,6 +1710,7 @@
         </w:rPr>
         <w:t>string</w:t>
       </w:r>
+      <w:proofErr w:type="spellEnd"/>
       <w:r>
         <w:rPr>
           <w:rFonts w:ascii="Courier New" w:eastAsia="Times New Roman" w:hAnsi="Courier New" w:cs="Courier New"/>
@@ -1437,6 +1721,7 @@
         </w:rPr>
         <w:t xml:space="preserve">[] </w:t>
       </w:r>
+      <w:proofErr w:type="spellStart"/>
       <w:r>
         <w:rPr>
           <w:rFonts w:ascii="Courier New" w:eastAsia="Times New Roman" w:hAnsi="Courier New" w:cs="Courier New"/>
@@ -1447,6 +1732,7 @@
         </w:rPr>
         <w:t>args</w:t>
       </w:r>
+      <w:proofErr w:type="spellEnd"/>
       <w:r>
         <w:rPr>
           <w:rFonts w:ascii="Courier New" w:eastAsia="Times New Roman" w:hAnsi="Courier New" w:cs="Courier New"/>
@@ -1513,6 +1799,7 @@
         <w:br/>
         <w:t xml:space="preserve">        </w:t>
       </w:r>
+      <w:proofErr w:type="spellStart"/>
       <w:r>
         <w:rPr>
           <w:rFonts w:ascii="Courier New" w:eastAsia="Times New Roman" w:hAnsi="Courier New" w:cs="Courier New"/>
@@ -1543,6 +1830,7 @@
         </w:rPr>
         <w:t>WriteLine</w:t>
       </w:r>
+      <w:proofErr w:type="spellEnd"/>
       <w:r>
         <w:rPr>
           <w:rFonts w:ascii="Courier New" w:eastAsia="Times New Roman" w:hAnsi="Courier New" w:cs="Courier New"/>
@@ -1611,6 +1899,7 @@
         <w:br/>
         <w:t xml:space="preserve">        </w:t>
       </w:r>
+      <w:proofErr w:type="spellStart"/>
       <w:r>
         <w:rPr>
           <w:rFonts w:ascii="Courier New" w:eastAsia="Times New Roman" w:hAnsi="Courier New" w:cs="Courier New"/>
@@ -1619,7 +1908,18 @@
           <w:szCs w:val="20"/>
           <w:lang w:eastAsia="ru-RU"/>
         </w:rPr>
-        <w:t xml:space="preserve">result </w:t>
+        <w:t>result</w:t>
+      </w:r>
+      <w:proofErr w:type="spellEnd"/>
+      <w:r>
+        <w:rPr>
+          <w:rFonts w:ascii="Courier New" w:eastAsia="Times New Roman" w:hAnsi="Courier New" w:cs="Courier New"/>
+          <w:color w:val="66C3CC"/>
+          <w:sz w:val="20"/>
+          <w:szCs w:val="20"/>
+          <w:lang w:eastAsia="ru-RU"/>
+        </w:rPr>
+        <w:t xml:space="preserve"> </w:t>
       </w:r>
       <w:r>
         <w:rPr>
@@ -1631,6 +1931,7 @@
         </w:rPr>
         <w:t xml:space="preserve">= </w:t>
       </w:r>
+      <w:proofErr w:type="spellStart"/>
       <w:r>
         <w:rPr>
           <w:rFonts w:ascii="Courier New" w:eastAsia="Times New Roman" w:hAnsi="Courier New" w:cs="Courier New"/>
@@ -1641,6 +1942,7 @@
         </w:rPr>
         <w:t>Add</w:t>
       </w:r>
+      <w:proofErr w:type="spellEnd"/>
       <w:r>
         <w:rPr>
           <w:rFonts w:ascii="Courier New" w:eastAsia="Times New Roman" w:hAnsi="Courier New" w:cs="Courier New"/>
@@ -1729,6 +2031,7 @@
         <w:br/>
         <w:t xml:space="preserve">        </w:t>
       </w:r>
+      <w:proofErr w:type="spellStart"/>
       <w:r>
         <w:rPr>
           <w:rFonts w:ascii="Courier New" w:eastAsia="Times New Roman" w:hAnsi="Courier New" w:cs="Courier New"/>
@@ -1759,6 +2062,7 @@
         </w:rPr>
         <w:t>WriteLine</w:t>
       </w:r>
+      <w:proofErr w:type="spellEnd"/>
       <w:r>
         <w:rPr>
           <w:rFonts w:ascii="Courier New" w:eastAsia="Times New Roman" w:hAnsi="Courier New" w:cs="Courier New"/>
@@ -1789,6 +2093,7 @@
         </w:rPr>
         <w:t xml:space="preserve">+ </w:t>
       </w:r>
+      <w:proofErr w:type="spellStart"/>
       <w:r>
         <w:rPr>
           <w:rFonts w:ascii="Courier New" w:eastAsia="Times New Roman" w:hAnsi="Courier New" w:cs="Courier New"/>
@@ -1799,6 +2104,7 @@
         </w:rPr>
         <w:t>result</w:t>
       </w:r>
+      <w:proofErr w:type="spellEnd"/>
       <w:r>
         <w:rPr>
           <w:rFonts w:ascii="Courier New" w:eastAsia="Times New Roman" w:hAnsi="Courier New" w:cs="Courier New"/>
@@ -1871,6 +2177,7 @@
         <w:br/>
         <w:t xml:space="preserve">        </w:t>
       </w:r>
+      <w:proofErr w:type="spellStart"/>
       <w:r>
         <w:rPr>
           <w:rFonts w:ascii="Courier New" w:eastAsia="Times New Roman" w:hAnsi="Courier New" w:cs="Courier New"/>
@@ -1879,7 +2186,18 @@
           <w:szCs w:val="20"/>
           <w:lang w:eastAsia="ru-RU"/>
         </w:rPr>
-        <w:t xml:space="preserve">if </w:t>
+        <w:t>if</w:t>
+      </w:r>
+      <w:proofErr w:type="spellEnd"/>
+      <w:r>
+        <w:rPr>
+          <w:rFonts w:ascii="Courier New" w:eastAsia="Times New Roman" w:hAnsi="Courier New" w:cs="Courier New"/>
+          <w:color w:val="6C95EB"/>
+          <w:sz w:val="20"/>
+          <w:szCs w:val="20"/>
+          <w:lang w:eastAsia="ru-RU"/>
+        </w:rPr>
+        <w:t xml:space="preserve"> </w:t>
       </w:r>
       <w:r>
         <w:rPr>
@@ -1891,6 +2209,7 @@
         </w:rPr>
         <w:t>(</w:t>
       </w:r>
+      <w:proofErr w:type="spellStart"/>
       <w:r>
         <w:rPr>
           <w:rFonts w:ascii="Courier New" w:eastAsia="Times New Roman" w:hAnsi="Courier New" w:cs="Courier New"/>
@@ -1899,7 +2218,18 @@
           <w:szCs w:val="20"/>
           <w:lang w:eastAsia="ru-RU"/>
         </w:rPr>
-        <w:t xml:space="preserve">result </w:t>
+        <w:t>result</w:t>
+      </w:r>
+      <w:proofErr w:type="spellEnd"/>
+      <w:r>
+        <w:rPr>
+          <w:rFonts w:ascii="Courier New" w:eastAsia="Times New Roman" w:hAnsi="Courier New" w:cs="Courier New"/>
+          <w:color w:val="66C3CC"/>
+          <w:sz w:val="20"/>
+          <w:szCs w:val="20"/>
+          <w:lang w:eastAsia="ru-RU"/>
+        </w:rPr>
+        <w:t xml:space="preserve"> </w:t>
       </w:r>
       <w:r>
         <w:rPr>
@@ -1953,6 +2283,7 @@
         <w:br/>
         <w:t xml:space="preserve">            </w:t>
       </w:r>
+      <w:proofErr w:type="spellStart"/>
       <w:r>
         <w:rPr>
           <w:rFonts w:ascii="Courier New" w:eastAsia="Times New Roman" w:hAnsi="Courier New" w:cs="Courier New"/>
@@ -1983,6 +2314,7 @@
         </w:rPr>
         <w:t>WriteLine</w:t>
       </w:r>
+      <w:proofErr w:type="spellEnd"/>
       <w:r>
         <w:rPr>
           <w:rFonts w:ascii="Courier New" w:eastAsia="Times New Roman" w:hAnsi="Courier New" w:cs="Courier New"/>
@@ -2035,6 +2367,7 @@
         <w:br/>
         <w:t xml:space="preserve">        </w:t>
       </w:r>
+      <w:proofErr w:type="spellStart"/>
       <w:r>
         <w:rPr>
           <w:rFonts w:ascii="Courier New" w:eastAsia="Times New Roman" w:hAnsi="Courier New" w:cs="Courier New"/>
@@ -2045,6 +2378,7 @@
         </w:rPr>
         <w:t>else</w:t>
       </w:r>
+      <w:proofErr w:type="spellEnd"/>
       <w:r>
         <w:rPr>
           <w:rFonts w:ascii="Courier New" w:eastAsia="Times New Roman" w:hAnsi="Courier New" w:cs="Courier New"/>
@@ -2077,6 +2411,7 @@
         <w:br/>
         <w:t xml:space="preserve">            </w:t>
       </w:r>
+      <w:proofErr w:type="spellStart"/>
       <w:r>
         <w:rPr>
           <w:rFonts w:ascii="Courier New" w:eastAsia="Times New Roman" w:hAnsi="Courier New" w:cs="Courier New"/>
@@ -2107,6 +2442,7 @@
         </w:rPr>
         <w:t>WriteLine</w:t>
       </w:r>
+      <w:proofErr w:type="spellEnd"/>
       <w:r>
         <w:rPr>
           <w:rFonts w:ascii="Courier New" w:eastAsia="Times New Roman" w:hAnsi="Courier New" w:cs="Courier New"/>
@@ -2199,8 +2535,9 @@
           <w:szCs w:val="20"/>
           <w:lang w:eastAsia="ru-RU"/>
         </w:rPr>
-        <w:t>// Цикл for</w:t>
-      </w:r>
+        <w:t xml:space="preserve">// Цикл </w:t>
+      </w:r>
+      <w:proofErr w:type="spellStart"/>
       <w:r>
         <w:rPr>
           <w:rFonts w:ascii="Courier New" w:eastAsia="Times New Roman" w:hAnsi="Courier New" w:cs="Courier New"/>
@@ -2211,223 +2548,9 @@
           <w:szCs w:val="20"/>
           <w:lang w:eastAsia="ru-RU"/>
         </w:rPr>
-        <w:br/>
-        <w:t xml:space="preserve">        </w:t>
-      </w:r>
-      <w:r>
-        <w:rPr>
-          <w:rFonts w:ascii="Courier New" w:eastAsia="Times New Roman" w:hAnsi="Courier New" w:cs="Courier New"/>
-          <w:color w:val="6C95EB"/>
-          <w:sz w:val="20"/>
-          <w:szCs w:val="20"/>
-          <w:lang w:eastAsia="ru-RU"/>
-        </w:rPr>
-        <w:t xml:space="preserve">for </w:t>
-      </w:r>
-      <w:r>
-        <w:rPr>
-          <w:rFonts w:ascii="Courier New" w:eastAsia="Times New Roman" w:hAnsi="Courier New" w:cs="Courier New"/>
-          <w:color w:val="BDBDBD"/>
-          <w:sz w:val="20"/>
-          <w:szCs w:val="20"/>
-          <w:lang w:eastAsia="ru-RU"/>
-        </w:rPr>
-        <w:t>(</w:t>
-      </w:r>
-      <w:r>
-        <w:rPr>
-          <w:rFonts w:ascii="Courier New" w:eastAsia="Times New Roman" w:hAnsi="Courier New" w:cs="Courier New"/>
-          <w:color w:val="6C95EB"/>
-          <w:sz w:val="20"/>
-          <w:szCs w:val="20"/>
-          <w:lang w:eastAsia="ru-RU"/>
-        </w:rPr>
-        <w:t xml:space="preserve">int </w:t>
-      </w:r>
-      <w:r>
-        <w:rPr>
-          <w:rFonts w:ascii="Courier New" w:eastAsia="Times New Roman" w:hAnsi="Courier New" w:cs="Courier New"/>
-          <w:color w:val="BDBDBD"/>
-          <w:sz w:val="20"/>
-          <w:szCs w:val="20"/>
-          <w:lang w:eastAsia="ru-RU"/>
-        </w:rPr>
-        <w:t xml:space="preserve">i = </w:t>
-      </w:r>
-      <w:r>
-        <w:rPr>
-          <w:rFonts w:ascii="Courier New" w:eastAsia="Times New Roman" w:hAnsi="Courier New" w:cs="Courier New"/>
-          <w:color w:val="ED94C0"/>
-          <w:sz w:val="20"/>
-          <w:szCs w:val="20"/>
-          <w:lang w:eastAsia="ru-RU"/>
-        </w:rPr>
-        <w:t>0</w:t>
-      </w:r>
-      <w:r>
-        <w:rPr>
-          <w:rFonts w:ascii="Courier New" w:eastAsia="Times New Roman" w:hAnsi="Courier New" w:cs="Courier New"/>
-          <w:color w:val="BDBDBD"/>
-          <w:sz w:val="20"/>
-          <w:szCs w:val="20"/>
-          <w:lang w:eastAsia="ru-RU"/>
-        </w:rPr>
-        <w:t xml:space="preserve">; i &lt; </w:t>
-      </w:r>
-      <w:r>
-        <w:rPr>
-          <w:rFonts w:ascii="Courier New" w:eastAsia="Times New Roman" w:hAnsi="Courier New" w:cs="Courier New"/>
-          <w:color w:val="ED94C0"/>
-          <w:sz w:val="20"/>
-          <w:szCs w:val="20"/>
-          <w:lang w:eastAsia="ru-RU"/>
-        </w:rPr>
-        <w:t>5</w:t>
-      </w:r>
-      <w:r>
-        <w:rPr>
-          <w:rFonts w:ascii="Courier New" w:eastAsia="Times New Roman" w:hAnsi="Courier New" w:cs="Courier New"/>
-          <w:color w:val="BDBDBD"/>
-          <w:sz w:val="20"/>
-          <w:szCs w:val="20"/>
-          <w:lang w:eastAsia="ru-RU"/>
-        </w:rPr>
-        <w:t xml:space="preserve">; i++)     </w:t>
-      </w:r>
-      <w:r>
-        <w:rPr>
-          <w:rFonts w:ascii="Courier New" w:eastAsia="Times New Roman" w:hAnsi="Courier New" w:cs="Courier New"/>
-          <w:color w:val="BDBDBD"/>
-          <w:sz w:val="20"/>
-          <w:szCs w:val="20"/>
-          <w:lang w:eastAsia="ru-RU"/>
-        </w:rPr>
-        <w:br/>
-        <w:t xml:space="preserve">        {</w:t>
-      </w:r>
-      <w:r>
-        <w:rPr>
-          <w:rFonts w:ascii="Courier New" w:eastAsia="Times New Roman" w:hAnsi="Courier New" w:cs="Courier New"/>
-          <w:color w:val="BDBDBD"/>
-          <w:sz w:val="20"/>
-          <w:szCs w:val="20"/>
-          <w:lang w:eastAsia="ru-RU"/>
-        </w:rPr>
-        <w:br/>
-        <w:t xml:space="preserve">            </w:t>
-      </w:r>
-      <w:r>
-        <w:rPr>
-          <w:rFonts w:ascii="Courier New" w:eastAsia="Times New Roman" w:hAnsi="Courier New" w:cs="Courier New"/>
-          <w:color w:val="C191FF"/>
-          <w:sz w:val="20"/>
-          <w:szCs w:val="20"/>
-          <w:lang w:eastAsia="ru-RU"/>
-        </w:rPr>
-        <w:t>Console</w:t>
-      </w:r>
-      <w:r>
-        <w:rPr>
-          <w:rFonts w:ascii="Courier New" w:eastAsia="Times New Roman" w:hAnsi="Courier New" w:cs="Courier New"/>
-          <w:color w:val="BDBDBD"/>
-          <w:sz w:val="20"/>
-          <w:szCs w:val="20"/>
-          <w:lang w:eastAsia="ru-RU"/>
-        </w:rPr>
-        <w:t>.</w:t>
-      </w:r>
-      <w:r>
-        <w:rPr>
-          <w:rFonts w:ascii="Courier New" w:eastAsia="Times New Roman" w:hAnsi="Courier New" w:cs="Courier New"/>
-          <w:color w:val="39CC9B"/>
-          <w:sz w:val="20"/>
-          <w:szCs w:val="20"/>
-          <w:lang w:eastAsia="ru-RU"/>
-        </w:rPr>
-        <w:t>WriteLine</w:t>
-      </w:r>
-      <w:r>
-        <w:rPr>
-          <w:rFonts w:ascii="Courier New" w:eastAsia="Times New Roman" w:hAnsi="Courier New" w:cs="Courier New"/>
-          <w:color w:val="BDBDBD"/>
-          <w:sz w:val="20"/>
-          <w:szCs w:val="20"/>
-          <w:lang w:eastAsia="ru-RU"/>
-        </w:rPr>
-        <w:t>(</w:t>
-      </w:r>
-      <w:r>
-        <w:rPr>
-          <w:rFonts w:ascii="Courier New" w:eastAsia="Times New Roman" w:hAnsi="Courier New" w:cs="Courier New"/>
-          <w:color w:val="C9A26D"/>
-          <w:sz w:val="20"/>
-          <w:szCs w:val="20"/>
-          <w:lang w:eastAsia="ru-RU"/>
-        </w:rPr>
-        <w:t xml:space="preserve">"i = " </w:t>
-      </w:r>
-      <w:r>
-        <w:rPr>
-          <w:rFonts w:ascii="Courier New" w:eastAsia="Times New Roman" w:hAnsi="Courier New" w:cs="Courier New"/>
-          <w:color w:val="BDBDBD"/>
-          <w:sz w:val="20"/>
-          <w:szCs w:val="20"/>
-          <w:lang w:eastAsia="ru-RU"/>
-        </w:rPr>
-        <w:t xml:space="preserve">+ i);    </w:t>
-      </w:r>
-      <w:r>
-        <w:rPr>
-          <w:rFonts w:ascii="Courier New" w:eastAsia="Times New Roman" w:hAnsi="Courier New" w:cs="Courier New"/>
-          <w:color w:val="BDBDBD"/>
-          <w:sz w:val="20"/>
-          <w:szCs w:val="20"/>
-          <w:lang w:eastAsia="ru-RU"/>
-        </w:rPr>
-        <w:br/>
-        <w:t xml:space="preserve">        }</w:t>
-      </w:r>
-      <w:r>
-        <w:rPr>
-          <w:rFonts w:ascii="Courier New" w:eastAsia="Times New Roman" w:hAnsi="Courier New" w:cs="Courier New"/>
-          <w:color w:val="BDBDBD"/>
-          <w:sz w:val="20"/>
-          <w:szCs w:val="20"/>
-          <w:lang w:eastAsia="ru-RU"/>
-        </w:rPr>
-        <w:br/>
-      </w:r>
-      <w:r>
-        <w:rPr>
-          <w:rFonts w:ascii="Courier New" w:eastAsia="Times New Roman" w:hAnsi="Courier New" w:cs="Courier New"/>
-          <w:color w:val="BDBDBD"/>
-          <w:sz w:val="20"/>
-          <w:szCs w:val="20"/>
-          <w:lang w:eastAsia="ru-RU"/>
-        </w:rPr>
-        <w:br/>
-      </w:r>
-      <w:r>
-        <w:rPr>
-          <w:rFonts w:ascii="Courier New" w:eastAsia="Times New Roman" w:hAnsi="Courier New" w:cs="Courier New"/>
-          <w:color w:val="BDBDBD"/>
-          <w:sz w:val="20"/>
-          <w:szCs w:val="20"/>
-          <w:lang w:eastAsia="ru-RU"/>
-        </w:rPr>
-        <w:br/>
-      </w:r>
-      <w:r>
-        <w:rPr>
-          <w:rFonts w:ascii="Courier New" w:eastAsia="Times New Roman" w:hAnsi="Courier New" w:cs="Courier New"/>
-          <w:color w:val="BDBDBD"/>
-          <w:sz w:val="20"/>
-          <w:szCs w:val="20"/>
-          <w:lang w:eastAsia="ru-RU"/>
-        </w:rPr>
-        <w:br/>
-        <w:t xml:space="preserve">        </w:t>
-      </w:r>
+        <w:t>for</w:t>
+      </w:r>
+      <w:proofErr w:type="spellEnd"/>
       <w:r>
         <w:rPr>
           <w:rFonts w:ascii="Courier New" w:eastAsia="Times New Roman" w:hAnsi="Courier New" w:cs="Courier New"/>
@@ -2438,7 +2561,248 @@
           <w:szCs w:val="20"/>
           <w:lang w:eastAsia="ru-RU"/>
         </w:rPr>
-        <w:t>// Цикл while</w:t>
+        <w:br/>
+        <w:t xml:space="preserve">        </w:t>
+      </w:r>
+      <w:proofErr w:type="spellStart"/>
+      <w:r>
+        <w:rPr>
+          <w:rFonts w:ascii="Courier New" w:eastAsia="Times New Roman" w:hAnsi="Courier New" w:cs="Courier New"/>
+          <w:color w:val="6C95EB"/>
+          <w:sz w:val="20"/>
+          <w:szCs w:val="20"/>
+          <w:lang w:eastAsia="ru-RU"/>
+        </w:rPr>
+        <w:t>for</w:t>
+      </w:r>
+      <w:proofErr w:type="spellEnd"/>
+      <w:r>
+        <w:rPr>
+          <w:rFonts w:ascii="Courier New" w:eastAsia="Times New Roman" w:hAnsi="Courier New" w:cs="Courier New"/>
+          <w:color w:val="6C95EB"/>
+          <w:sz w:val="20"/>
+          <w:szCs w:val="20"/>
+          <w:lang w:eastAsia="ru-RU"/>
+        </w:rPr>
+        <w:t xml:space="preserve"> </w:t>
+      </w:r>
+      <w:r>
+        <w:rPr>
+          <w:rFonts w:ascii="Courier New" w:eastAsia="Times New Roman" w:hAnsi="Courier New" w:cs="Courier New"/>
+          <w:color w:val="BDBDBD"/>
+          <w:sz w:val="20"/>
+          <w:szCs w:val="20"/>
+          <w:lang w:eastAsia="ru-RU"/>
+        </w:rPr>
+        <w:t>(</w:t>
+      </w:r>
+      <w:proofErr w:type="spellStart"/>
+      <w:r>
+        <w:rPr>
+          <w:rFonts w:ascii="Courier New" w:eastAsia="Times New Roman" w:hAnsi="Courier New" w:cs="Courier New"/>
+          <w:color w:val="6C95EB"/>
+          <w:sz w:val="20"/>
+          <w:szCs w:val="20"/>
+          <w:lang w:eastAsia="ru-RU"/>
+        </w:rPr>
+        <w:t>int</w:t>
+      </w:r>
+      <w:proofErr w:type="spellEnd"/>
+      <w:r>
+        <w:rPr>
+          <w:rFonts w:ascii="Courier New" w:eastAsia="Times New Roman" w:hAnsi="Courier New" w:cs="Courier New"/>
+          <w:color w:val="6C95EB"/>
+          <w:sz w:val="20"/>
+          <w:szCs w:val="20"/>
+          <w:lang w:eastAsia="ru-RU"/>
+        </w:rPr>
+        <w:t xml:space="preserve"> </w:t>
+      </w:r>
+      <w:r>
+        <w:rPr>
+          <w:rFonts w:ascii="Courier New" w:eastAsia="Times New Roman" w:hAnsi="Courier New" w:cs="Courier New"/>
+          <w:color w:val="BDBDBD"/>
+          <w:sz w:val="20"/>
+          <w:szCs w:val="20"/>
+          <w:lang w:eastAsia="ru-RU"/>
+        </w:rPr>
+        <w:t xml:space="preserve">i = </w:t>
+      </w:r>
+      <w:r>
+        <w:rPr>
+          <w:rFonts w:ascii="Courier New" w:eastAsia="Times New Roman" w:hAnsi="Courier New" w:cs="Courier New"/>
+          <w:color w:val="ED94C0"/>
+          <w:sz w:val="20"/>
+          <w:szCs w:val="20"/>
+          <w:lang w:eastAsia="ru-RU"/>
+        </w:rPr>
+        <w:t>0</w:t>
+      </w:r>
+      <w:r>
+        <w:rPr>
+          <w:rFonts w:ascii="Courier New" w:eastAsia="Times New Roman" w:hAnsi="Courier New" w:cs="Courier New"/>
+          <w:color w:val="BDBDBD"/>
+          <w:sz w:val="20"/>
+          <w:szCs w:val="20"/>
+          <w:lang w:eastAsia="ru-RU"/>
+        </w:rPr>
+        <w:t xml:space="preserve">; i &lt; </w:t>
+      </w:r>
+      <w:r>
+        <w:rPr>
+          <w:rFonts w:ascii="Courier New" w:eastAsia="Times New Roman" w:hAnsi="Courier New" w:cs="Courier New"/>
+          <w:color w:val="ED94C0"/>
+          <w:sz w:val="20"/>
+          <w:szCs w:val="20"/>
+          <w:lang w:eastAsia="ru-RU"/>
+        </w:rPr>
+        <w:t>5</w:t>
+      </w:r>
+      <w:r>
+        <w:rPr>
+          <w:rFonts w:ascii="Courier New" w:eastAsia="Times New Roman" w:hAnsi="Courier New" w:cs="Courier New"/>
+          <w:color w:val="BDBDBD"/>
+          <w:sz w:val="20"/>
+          <w:szCs w:val="20"/>
+          <w:lang w:eastAsia="ru-RU"/>
+        </w:rPr>
+        <w:t xml:space="preserve">; i++)     </w:t>
+      </w:r>
+      <w:r>
+        <w:rPr>
+          <w:rFonts w:ascii="Courier New" w:eastAsia="Times New Roman" w:hAnsi="Courier New" w:cs="Courier New"/>
+          <w:color w:val="BDBDBD"/>
+          <w:sz w:val="20"/>
+          <w:szCs w:val="20"/>
+          <w:lang w:eastAsia="ru-RU"/>
+        </w:rPr>
+        <w:br/>
+        <w:t xml:space="preserve">        {</w:t>
+      </w:r>
+      <w:r>
+        <w:rPr>
+          <w:rFonts w:ascii="Courier New" w:eastAsia="Times New Roman" w:hAnsi="Courier New" w:cs="Courier New"/>
+          <w:color w:val="BDBDBD"/>
+          <w:sz w:val="20"/>
+          <w:szCs w:val="20"/>
+          <w:lang w:eastAsia="ru-RU"/>
+        </w:rPr>
+        <w:br/>
+        <w:t xml:space="preserve">            </w:t>
+      </w:r>
+      <w:proofErr w:type="spellStart"/>
+      <w:r>
+        <w:rPr>
+          <w:rFonts w:ascii="Courier New" w:eastAsia="Times New Roman" w:hAnsi="Courier New" w:cs="Courier New"/>
+          <w:color w:val="C191FF"/>
+          <w:sz w:val="20"/>
+          <w:szCs w:val="20"/>
+          <w:lang w:eastAsia="ru-RU"/>
+        </w:rPr>
+        <w:t>Console</w:t>
+      </w:r>
+      <w:r>
+        <w:rPr>
+          <w:rFonts w:ascii="Courier New" w:eastAsia="Times New Roman" w:hAnsi="Courier New" w:cs="Courier New"/>
+          <w:color w:val="BDBDBD"/>
+          <w:sz w:val="20"/>
+          <w:szCs w:val="20"/>
+          <w:lang w:eastAsia="ru-RU"/>
+        </w:rPr>
+        <w:t>.</w:t>
+      </w:r>
+      <w:r>
+        <w:rPr>
+          <w:rFonts w:ascii="Courier New" w:eastAsia="Times New Roman" w:hAnsi="Courier New" w:cs="Courier New"/>
+          <w:color w:val="39CC9B"/>
+          <w:sz w:val="20"/>
+          <w:szCs w:val="20"/>
+          <w:lang w:eastAsia="ru-RU"/>
+        </w:rPr>
+        <w:t>WriteLine</w:t>
+      </w:r>
+      <w:proofErr w:type="spellEnd"/>
+      <w:r>
+        <w:rPr>
+          <w:rFonts w:ascii="Courier New" w:eastAsia="Times New Roman" w:hAnsi="Courier New" w:cs="Courier New"/>
+          <w:color w:val="BDBDBD"/>
+          <w:sz w:val="20"/>
+          <w:szCs w:val="20"/>
+          <w:lang w:eastAsia="ru-RU"/>
+        </w:rPr>
+        <w:t>(</w:t>
+      </w:r>
+      <w:r>
+        <w:rPr>
+          <w:rFonts w:ascii="Courier New" w:eastAsia="Times New Roman" w:hAnsi="Courier New" w:cs="Courier New"/>
+          <w:color w:val="C9A26D"/>
+          <w:sz w:val="20"/>
+          <w:szCs w:val="20"/>
+          <w:lang w:eastAsia="ru-RU"/>
+        </w:rPr>
+        <w:t xml:space="preserve">"i = " </w:t>
+      </w:r>
+      <w:r>
+        <w:rPr>
+          <w:rFonts w:ascii="Courier New" w:eastAsia="Times New Roman" w:hAnsi="Courier New" w:cs="Courier New"/>
+          <w:color w:val="BDBDBD"/>
+          <w:sz w:val="20"/>
+          <w:szCs w:val="20"/>
+          <w:lang w:eastAsia="ru-RU"/>
+        </w:rPr>
+        <w:t xml:space="preserve">+ i);    </w:t>
+      </w:r>
+      <w:r>
+        <w:rPr>
+          <w:rFonts w:ascii="Courier New" w:eastAsia="Times New Roman" w:hAnsi="Courier New" w:cs="Courier New"/>
+          <w:color w:val="BDBDBD"/>
+          <w:sz w:val="20"/>
+          <w:szCs w:val="20"/>
+          <w:lang w:eastAsia="ru-RU"/>
+        </w:rPr>
+        <w:br/>
+        <w:t xml:space="preserve">        }</w:t>
+      </w:r>
+      <w:r>
+        <w:rPr>
+          <w:rFonts w:ascii="Courier New" w:eastAsia="Times New Roman" w:hAnsi="Courier New" w:cs="Courier New"/>
+          <w:color w:val="BDBDBD"/>
+          <w:sz w:val="20"/>
+          <w:szCs w:val="20"/>
+          <w:lang w:eastAsia="ru-RU"/>
+        </w:rPr>
+        <w:br/>
+      </w:r>
+      <w:r>
+        <w:rPr>
+          <w:rFonts w:ascii="Courier New" w:eastAsia="Times New Roman" w:hAnsi="Courier New" w:cs="Courier New"/>
+          <w:color w:val="BDBDBD"/>
+          <w:sz w:val="20"/>
+          <w:szCs w:val="20"/>
+          <w:lang w:eastAsia="ru-RU"/>
+        </w:rPr>
+        <w:br/>
+      </w:r>
+      <w:r>
+        <w:rPr>
+          <w:rFonts w:ascii="Courier New" w:eastAsia="Times New Roman" w:hAnsi="Courier New" w:cs="Courier New"/>
+          <w:color w:val="BDBDBD"/>
+          <w:sz w:val="20"/>
+          <w:szCs w:val="20"/>
+          <w:lang w:eastAsia="ru-RU"/>
+        </w:rPr>
+        <w:br/>
+      </w:r>
+      <w:r>
+        <w:rPr>
+          <w:rFonts w:ascii="Courier New" w:eastAsia="Times New Roman" w:hAnsi="Courier New" w:cs="Courier New"/>
+          <w:color w:val="BDBDBD"/>
+          <w:sz w:val="20"/>
+          <w:szCs w:val="20"/>
+          <w:lang w:eastAsia="ru-RU"/>
+        </w:rPr>
+        <w:br/>
+        <w:t xml:space="preserve">        </w:t>
       </w:r>
       <w:r>
         <w:rPr>
@@ -2450,255 +2814,9 @@
           <w:szCs w:val="20"/>
           <w:lang w:eastAsia="ru-RU"/>
         </w:rPr>
-        <w:br/>
-        <w:t xml:space="preserve">        </w:t>
-      </w:r>
-      <w:r>
-        <w:rPr>
-          <w:rFonts w:ascii="Courier New" w:eastAsia="Times New Roman" w:hAnsi="Courier New" w:cs="Courier New"/>
-          <w:color w:val="6C95EB"/>
-          <w:sz w:val="20"/>
-          <w:szCs w:val="20"/>
-          <w:lang w:eastAsia="ru-RU"/>
-        </w:rPr>
-        <w:t xml:space="preserve">int              </w:t>
-      </w:r>
-      <w:r>
-        <w:rPr>
-          <w:rFonts w:ascii="Courier New" w:eastAsia="Times New Roman" w:hAnsi="Courier New" w:cs="Courier New"/>
-          <w:color w:val="BDBDBD"/>
-          <w:sz w:val="20"/>
-          <w:szCs w:val="20"/>
-          <w:lang w:eastAsia="ru-RU"/>
-        </w:rPr>
-        <w:t xml:space="preserve">counter = </w:t>
-      </w:r>
-      <w:r>
-        <w:rPr>
-          <w:rFonts w:ascii="Courier New" w:eastAsia="Times New Roman" w:hAnsi="Courier New" w:cs="Courier New"/>
-          <w:color w:val="ED94C0"/>
-          <w:sz w:val="20"/>
-          <w:szCs w:val="20"/>
-          <w:lang w:eastAsia="ru-RU"/>
-        </w:rPr>
-        <w:t>0</w:t>
-      </w:r>
-      <w:r>
-        <w:rPr>
-          <w:rFonts w:ascii="Courier New" w:eastAsia="Times New Roman" w:hAnsi="Courier New" w:cs="Courier New"/>
-          <w:color w:val="BDBDBD"/>
-          <w:sz w:val="20"/>
-          <w:szCs w:val="20"/>
-          <w:lang w:eastAsia="ru-RU"/>
-        </w:rPr>
-        <w:t xml:space="preserve">;     </w:t>
-      </w:r>
-      <w:r>
-        <w:rPr>
-          <w:rFonts w:ascii="Courier New" w:eastAsia="Times New Roman" w:hAnsi="Courier New" w:cs="Courier New"/>
-          <w:color w:val="BDBDBD"/>
-          <w:sz w:val="20"/>
-          <w:szCs w:val="20"/>
-          <w:lang w:eastAsia="ru-RU"/>
-        </w:rPr>
-        <w:br/>
-      </w:r>
-      <w:r>
-        <w:rPr>
-          <w:rFonts w:ascii="Courier New" w:eastAsia="Times New Roman" w:hAnsi="Courier New" w:cs="Courier New"/>
-          <w:color w:val="BDBDBD"/>
-          <w:sz w:val="20"/>
-          <w:szCs w:val="20"/>
-          <w:lang w:eastAsia="ru-RU"/>
-        </w:rPr>
-        <w:br/>
-        <w:t xml:space="preserve">        </w:t>
-      </w:r>
-      <w:r>
-        <w:rPr>
-          <w:rFonts w:ascii="Courier New" w:eastAsia="Times New Roman" w:hAnsi="Courier New" w:cs="Courier New"/>
-          <w:color w:val="6C95EB"/>
-          <w:sz w:val="20"/>
-          <w:szCs w:val="20"/>
-          <w:lang w:eastAsia="ru-RU"/>
-        </w:rPr>
-        <w:t xml:space="preserve">while </w:t>
-      </w:r>
-      <w:r>
-        <w:rPr>
-          <w:rFonts w:ascii="Courier New" w:eastAsia="Times New Roman" w:hAnsi="Courier New" w:cs="Courier New"/>
-          <w:color w:val="BDBDBD"/>
-          <w:sz w:val="20"/>
-          <w:szCs w:val="20"/>
-          <w:lang w:eastAsia="ru-RU"/>
-        </w:rPr>
-        <w:t xml:space="preserve">(counter &lt; </w:t>
-      </w:r>
-      <w:r>
-        <w:rPr>
-          <w:rFonts w:ascii="Courier New" w:eastAsia="Times New Roman" w:hAnsi="Courier New" w:cs="Courier New"/>
-          <w:color w:val="ED94C0"/>
-          <w:sz w:val="20"/>
-          <w:szCs w:val="20"/>
-          <w:lang w:eastAsia="ru-RU"/>
-        </w:rPr>
-        <w:t>3</w:t>
-      </w:r>
-      <w:r>
-        <w:rPr>
-          <w:rFonts w:ascii="Courier New" w:eastAsia="Times New Roman" w:hAnsi="Courier New" w:cs="Courier New"/>
-          <w:color w:val="BDBDBD"/>
-          <w:sz w:val="20"/>
-          <w:szCs w:val="20"/>
-          <w:lang w:eastAsia="ru-RU"/>
-        </w:rPr>
-        <w:t xml:space="preserve">)    </w:t>
-      </w:r>
-      <w:r>
-        <w:rPr>
-          <w:rFonts w:ascii="Courier New" w:eastAsia="Times New Roman" w:hAnsi="Courier New" w:cs="Courier New"/>
-          <w:color w:val="BDBDBD"/>
-          <w:sz w:val="20"/>
-          <w:szCs w:val="20"/>
-          <w:lang w:eastAsia="ru-RU"/>
-        </w:rPr>
-        <w:br/>
-        <w:t xml:space="preserve">        {</w:t>
-      </w:r>
-      <w:r>
-        <w:rPr>
-          <w:rFonts w:ascii="Courier New" w:eastAsia="Times New Roman" w:hAnsi="Courier New" w:cs="Courier New"/>
-          <w:color w:val="BDBDBD"/>
-          <w:sz w:val="20"/>
-          <w:szCs w:val="20"/>
-          <w:lang w:eastAsia="ru-RU"/>
-        </w:rPr>
-        <w:br/>
-        <w:t xml:space="preserve">            </w:t>
-      </w:r>
-      <w:r>
-        <w:rPr>
-          <w:rFonts w:ascii="Courier New" w:eastAsia="Times New Roman" w:hAnsi="Courier New" w:cs="Courier New"/>
-          <w:color w:val="C191FF"/>
-          <w:sz w:val="20"/>
-          <w:szCs w:val="20"/>
-          <w:lang w:eastAsia="ru-RU"/>
-        </w:rPr>
-        <w:t>Console</w:t>
-      </w:r>
-      <w:r>
-        <w:rPr>
-          <w:rFonts w:ascii="Courier New" w:eastAsia="Times New Roman" w:hAnsi="Courier New" w:cs="Courier New"/>
-          <w:color w:val="BDBDBD"/>
-          <w:sz w:val="20"/>
-          <w:szCs w:val="20"/>
-          <w:lang w:eastAsia="ru-RU"/>
-        </w:rPr>
-        <w:t>.</w:t>
-      </w:r>
-      <w:r>
-        <w:rPr>
-          <w:rFonts w:ascii="Courier New" w:eastAsia="Times New Roman" w:hAnsi="Courier New" w:cs="Courier New"/>
-          <w:color w:val="39CC9B"/>
-          <w:sz w:val="20"/>
-          <w:szCs w:val="20"/>
-          <w:lang w:eastAsia="ru-RU"/>
-        </w:rPr>
-        <w:t>WriteLine</w:t>
-      </w:r>
-      <w:r>
-        <w:rPr>
-          <w:rFonts w:ascii="Courier New" w:eastAsia="Times New Roman" w:hAnsi="Courier New" w:cs="Courier New"/>
-          <w:color w:val="BDBDBD"/>
-          <w:sz w:val="20"/>
-          <w:szCs w:val="20"/>
-          <w:lang w:eastAsia="ru-RU"/>
-        </w:rPr>
-        <w:t>(</w:t>
-      </w:r>
-      <w:r>
-        <w:rPr>
-          <w:rFonts w:ascii="Courier New" w:eastAsia="Times New Roman" w:hAnsi="Courier New" w:cs="Courier New"/>
-          <w:color w:val="C9A26D"/>
-          <w:sz w:val="20"/>
-          <w:szCs w:val="20"/>
-          <w:lang w:eastAsia="ru-RU"/>
-        </w:rPr>
-        <w:t xml:space="preserve">"counter = " </w:t>
-      </w:r>
-      <w:r>
-        <w:rPr>
-          <w:rFonts w:ascii="Courier New" w:eastAsia="Times New Roman" w:hAnsi="Courier New" w:cs="Courier New"/>
-          <w:color w:val="BDBDBD"/>
-          <w:sz w:val="20"/>
-          <w:szCs w:val="20"/>
-          <w:lang w:eastAsia="ru-RU"/>
-        </w:rPr>
-        <w:t xml:space="preserve">+ counter);   </w:t>
-      </w:r>
-      <w:r>
-        <w:rPr>
-          <w:rFonts w:ascii="Courier New" w:eastAsia="Times New Roman" w:hAnsi="Courier New" w:cs="Courier New"/>
-          <w:color w:val="BDBDBD"/>
-          <w:sz w:val="20"/>
-          <w:szCs w:val="20"/>
-          <w:lang w:eastAsia="ru-RU"/>
-        </w:rPr>
-        <w:br/>
-        <w:t xml:space="preserve">            counter++;       </w:t>
-      </w:r>
-      <w:r>
-        <w:rPr>
-          <w:rFonts w:ascii="Courier New" w:eastAsia="Times New Roman" w:hAnsi="Courier New" w:cs="Courier New"/>
-          <w:color w:val="BDBDBD"/>
-          <w:sz w:val="20"/>
-          <w:szCs w:val="20"/>
-          <w:lang w:eastAsia="ru-RU"/>
-        </w:rPr>
-        <w:br/>
-        <w:t xml:space="preserve">        }</w:t>
-      </w:r>
-      <w:r>
-        <w:rPr>
-          <w:rFonts w:ascii="Courier New" w:eastAsia="Times New Roman" w:hAnsi="Courier New" w:cs="Courier New"/>
-          <w:color w:val="BDBDBD"/>
-          <w:sz w:val="20"/>
-          <w:szCs w:val="20"/>
-          <w:lang w:eastAsia="ru-RU"/>
-        </w:rPr>
-        <w:br/>
-      </w:r>
-      <w:r>
-        <w:rPr>
-          <w:rFonts w:ascii="Courier New" w:eastAsia="Times New Roman" w:hAnsi="Courier New" w:cs="Courier New"/>
-          <w:color w:val="BDBDBD"/>
-          <w:sz w:val="20"/>
-          <w:szCs w:val="20"/>
-          <w:lang w:eastAsia="ru-RU"/>
-        </w:rPr>
-        <w:br/>
-      </w:r>
-      <w:r>
-        <w:rPr>
-          <w:rFonts w:ascii="Courier New" w:eastAsia="Times New Roman" w:hAnsi="Courier New" w:cs="Courier New"/>
-          <w:color w:val="BDBDBD"/>
-          <w:sz w:val="20"/>
-          <w:szCs w:val="20"/>
-          <w:lang w:eastAsia="ru-RU"/>
-        </w:rPr>
-        <w:br/>
-      </w:r>
-      <w:r>
-        <w:rPr>
-          <w:rFonts w:ascii="Courier New" w:eastAsia="Times New Roman" w:hAnsi="Courier New" w:cs="Courier New"/>
-          <w:color w:val="BDBDBD"/>
-          <w:sz w:val="20"/>
-          <w:szCs w:val="20"/>
-          <w:lang w:eastAsia="ru-RU"/>
-        </w:rPr>
-        <w:br/>
-        <w:t xml:space="preserve">        </w:t>
-      </w:r>
+        <w:t xml:space="preserve">// Цикл </w:t>
+      </w:r>
+      <w:proofErr w:type="spellStart"/>
       <w:r>
         <w:rPr>
           <w:rFonts w:ascii="Courier New" w:eastAsia="Times New Roman" w:hAnsi="Courier New" w:cs="Courier New"/>
@@ -2709,8 +2827,9 @@
           <w:szCs w:val="20"/>
           <w:lang w:eastAsia="ru-RU"/>
         </w:rPr>
-        <w:t>/* Комментарий</w:t>
-      </w:r>
+        <w:t>while</w:t>
+      </w:r>
+      <w:proofErr w:type="spellEnd"/>
       <w:r>
         <w:rPr>
           <w:rFonts w:ascii="Courier New" w:eastAsia="Times New Roman" w:hAnsi="Courier New" w:cs="Courier New"/>
@@ -2722,6 +2841,379 @@
           <w:lang w:eastAsia="ru-RU"/>
         </w:rPr>
         <w:br/>
+        <w:t xml:space="preserve">        </w:t>
+      </w:r>
+      <w:proofErr w:type="spellStart"/>
+      <w:r>
+        <w:rPr>
+          <w:rFonts w:ascii="Courier New" w:eastAsia="Times New Roman" w:hAnsi="Courier New" w:cs="Courier New"/>
+          <w:color w:val="6C95EB"/>
+          <w:sz w:val="20"/>
+          <w:szCs w:val="20"/>
+          <w:lang w:eastAsia="ru-RU"/>
+        </w:rPr>
+        <w:t>int</w:t>
+      </w:r>
+      <w:proofErr w:type="spellEnd"/>
+      <w:r>
+        <w:rPr>
+          <w:rFonts w:ascii="Courier New" w:eastAsia="Times New Roman" w:hAnsi="Courier New" w:cs="Courier New"/>
+          <w:color w:val="6C95EB"/>
+          <w:sz w:val="20"/>
+          <w:szCs w:val="20"/>
+          <w:lang w:eastAsia="ru-RU"/>
+        </w:rPr>
+        <w:t xml:space="preserve">              </w:t>
+      </w:r>
+      <w:proofErr w:type="spellStart"/>
+      <w:r>
+        <w:rPr>
+          <w:rFonts w:ascii="Courier New" w:eastAsia="Times New Roman" w:hAnsi="Courier New" w:cs="Courier New"/>
+          <w:color w:val="BDBDBD"/>
+          <w:sz w:val="20"/>
+          <w:szCs w:val="20"/>
+          <w:lang w:eastAsia="ru-RU"/>
+        </w:rPr>
+        <w:t>counter</w:t>
+      </w:r>
+      <w:proofErr w:type="spellEnd"/>
+      <w:r>
+        <w:rPr>
+          <w:rFonts w:ascii="Courier New" w:eastAsia="Times New Roman" w:hAnsi="Courier New" w:cs="Courier New"/>
+          <w:color w:val="BDBDBD"/>
+          <w:sz w:val="20"/>
+          <w:szCs w:val="20"/>
+          <w:lang w:eastAsia="ru-RU"/>
+        </w:rPr>
+        <w:t xml:space="preserve"> = </w:t>
+      </w:r>
+      <w:r>
+        <w:rPr>
+          <w:rFonts w:ascii="Courier New" w:eastAsia="Times New Roman" w:hAnsi="Courier New" w:cs="Courier New"/>
+          <w:color w:val="ED94C0"/>
+          <w:sz w:val="20"/>
+          <w:szCs w:val="20"/>
+          <w:lang w:eastAsia="ru-RU"/>
+        </w:rPr>
+        <w:t>0</w:t>
+      </w:r>
+      <w:r>
+        <w:rPr>
+          <w:rFonts w:ascii="Courier New" w:eastAsia="Times New Roman" w:hAnsi="Courier New" w:cs="Courier New"/>
+          <w:color w:val="BDBDBD"/>
+          <w:sz w:val="20"/>
+          <w:szCs w:val="20"/>
+          <w:lang w:eastAsia="ru-RU"/>
+        </w:rPr>
+        <w:t xml:space="preserve">;     </w:t>
+      </w:r>
+      <w:r>
+        <w:rPr>
+          <w:rFonts w:ascii="Courier New" w:eastAsia="Times New Roman" w:hAnsi="Courier New" w:cs="Courier New"/>
+          <w:color w:val="BDBDBD"/>
+          <w:sz w:val="20"/>
+          <w:szCs w:val="20"/>
+          <w:lang w:eastAsia="ru-RU"/>
+        </w:rPr>
+        <w:br/>
+      </w:r>
+      <w:r>
+        <w:rPr>
+          <w:rFonts w:ascii="Courier New" w:eastAsia="Times New Roman" w:hAnsi="Courier New" w:cs="Courier New"/>
+          <w:color w:val="BDBDBD"/>
+          <w:sz w:val="20"/>
+          <w:szCs w:val="20"/>
+          <w:lang w:eastAsia="ru-RU"/>
+        </w:rPr>
+        <w:br/>
+        <w:t xml:space="preserve">        </w:t>
+      </w:r>
+      <w:proofErr w:type="spellStart"/>
+      <w:r>
+        <w:rPr>
+          <w:rFonts w:ascii="Courier New" w:eastAsia="Times New Roman" w:hAnsi="Courier New" w:cs="Courier New"/>
+          <w:color w:val="6C95EB"/>
+          <w:sz w:val="20"/>
+          <w:szCs w:val="20"/>
+          <w:lang w:eastAsia="ru-RU"/>
+        </w:rPr>
+        <w:t>while</w:t>
+      </w:r>
+      <w:proofErr w:type="spellEnd"/>
+      <w:r>
+        <w:rPr>
+          <w:rFonts w:ascii="Courier New" w:eastAsia="Times New Roman" w:hAnsi="Courier New" w:cs="Courier New"/>
+          <w:color w:val="6C95EB"/>
+          <w:sz w:val="20"/>
+          <w:szCs w:val="20"/>
+          <w:lang w:eastAsia="ru-RU"/>
+        </w:rPr>
+        <w:t xml:space="preserve"> </w:t>
+      </w:r>
+      <w:r>
+        <w:rPr>
+          <w:rFonts w:ascii="Courier New" w:eastAsia="Times New Roman" w:hAnsi="Courier New" w:cs="Courier New"/>
+          <w:color w:val="BDBDBD"/>
+          <w:sz w:val="20"/>
+          <w:szCs w:val="20"/>
+          <w:lang w:eastAsia="ru-RU"/>
+        </w:rPr>
+        <w:t>(</w:t>
+      </w:r>
+      <w:proofErr w:type="spellStart"/>
+      <w:r>
+        <w:rPr>
+          <w:rFonts w:ascii="Courier New" w:eastAsia="Times New Roman" w:hAnsi="Courier New" w:cs="Courier New"/>
+          <w:color w:val="BDBDBD"/>
+          <w:sz w:val="20"/>
+          <w:szCs w:val="20"/>
+          <w:lang w:eastAsia="ru-RU"/>
+        </w:rPr>
+        <w:t>counter</w:t>
+      </w:r>
+      <w:proofErr w:type="spellEnd"/>
+      <w:r>
+        <w:rPr>
+          <w:rFonts w:ascii="Courier New" w:eastAsia="Times New Roman" w:hAnsi="Courier New" w:cs="Courier New"/>
+          <w:color w:val="BDBDBD"/>
+          <w:sz w:val="20"/>
+          <w:szCs w:val="20"/>
+          <w:lang w:eastAsia="ru-RU"/>
+        </w:rPr>
+        <w:t xml:space="preserve"> &lt; </w:t>
+      </w:r>
+      <w:r>
+        <w:rPr>
+          <w:rFonts w:ascii="Courier New" w:eastAsia="Times New Roman" w:hAnsi="Courier New" w:cs="Courier New"/>
+          <w:color w:val="ED94C0"/>
+          <w:sz w:val="20"/>
+          <w:szCs w:val="20"/>
+          <w:lang w:eastAsia="ru-RU"/>
+        </w:rPr>
+        <w:t>3</w:t>
+      </w:r>
+      <w:r>
+        <w:rPr>
+          <w:rFonts w:ascii="Courier New" w:eastAsia="Times New Roman" w:hAnsi="Courier New" w:cs="Courier New"/>
+          <w:color w:val="BDBDBD"/>
+          <w:sz w:val="20"/>
+          <w:szCs w:val="20"/>
+          <w:lang w:eastAsia="ru-RU"/>
+        </w:rPr>
+        <w:t xml:space="preserve">)    </w:t>
+      </w:r>
+      <w:r>
+        <w:rPr>
+          <w:rFonts w:ascii="Courier New" w:eastAsia="Times New Roman" w:hAnsi="Courier New" w:cs="Courier New"/>
+          <w:color w:val="BDBDBD"/>
+          <w:sz w:val="20"/>
+          <w:szCs w:val="20"/>
+          <w:lang w:eastAsia="ru-RU"/>
+        </w:rPr>
+        <w:br/>
+        <w:t xml:space="preserve">        {</w:t>
+      </w:r>
+      <w:r>
+        <w:rPr>
+          <w:rFonts w:ascii="Courier New" w:eastAsia="Times New Roman" w:hAnsi="Courier New" w:cs="Courier New"/>
+          <w:color w:val="BDBDBD"/>
+          <w:sz w:val="20"/>
+          <w:szCs w:val="20"/>
+          <w:lang w:eastAsia="ru-RU"/>
+        </w:rPr>
+        <w:br/>
+        <w:t xml:space="preserve">            </w:t>
+      </w:r>
+      <w:proofErr w:type="spellStart"/>
+      <w:r>
+        <w:rPr>
+          <w:rFonts w:ascii="Courier New" w:eastAsia="Times New Roman" w:hAnsi="Courier New" w:cs="Courier New"/>
+          <w:color w:val="C191FF"/>
+          <w:sz w:val="20"/>
+          <w:szCs w:val="20"/>
+          <w:lang w:eastAsia="ru-RU"/>
+        </w:rPr>
+        <w:t>Console</w:t>
+      </w:r>
+      <w:r>
+        <w:rPr>
+          <w:rFonts w:ascii="Courier New" w:eastAsia="Times New Roman" w:hAnsi="Courier New" w:cs="Courier New"/>
+          <w:color w:val="BDBDBD"/>
+          <w:sz w:val="20"/>
+          <w:szCs w:val="20"/>
+          <w:lang w:eastAsia="ru-RU"/>
+        </w:rPr>
+        <w:t>.</w:t>
+      </w:r>
+      <w:r>
+        <w:rPr>
+          <w:rFonts w:ascii="Courier New" w:eastAsia="Times New Roman" w:hAnsi="Courier New" w:cs="Courier New"/>
+          <w:color w:val="39CC9B"/>
+          <w:sz w:val="20"/>
+          <w:szCs w:val="20"/>
+          <w:lang w:eastAsia="ru-RU"/>
+        </w:rPr>
+        <w:t>WriteLine</w:t>
+      </w:r>
+      <w:proofErr w:type="spellEnd"/>
+      <w:r>
+        <w:rPr>
+          <w:rFonts w:ascii="Courier New" w:eastAsia="Times New Roman" w:hAnsi="Courier New" w:cs="Courier New"/>
+          <w:color w:val="BDBDBD"/>
+          <w:sz w:val="20"/>
+          <w:szCs w:val="20"/>
+          <w:lang w:eastAsia="ru-RU"/>
+        </w:rPr>
+        <w:t>(</w:t>
+      </w:r>
+      <w:r>
+        <w:rPr>
+          <w:rFonts w:ascii="Courier New" w:eastAsia="Times New Roman" w:hAnsi="Courier New" w:cs="Courier New"/>
+          <w:color w:val="C9A26D"/>
+          <w:sz w:val="20"/>
+          <w:szCs w:val="20"/>
+          <w:lang w:eastAsia="ru-RU"/>
+        </w:rPr>
+        <w:t>"</w:t>
+      </w:r>
+      <w:proofErr w:type="spellStart"/>
+      <w:r>
+        <w:rPr>
+          <w:rFonts w:ascii="Courier New" w:eastAsia="Times New Roman" w:hAnsi="Courier New" w:cs="Courier New"/>
+          <w:color w:val="C9A26D"/>
+          <w:sz w:val="20"/>
+          <w:szCs w:val="20"/>
+          <w:lang w:eastAsia="ru-RU"/>
+        </w:rPr>
+        <w:t>counter</w:t>
+      </w:r>
+      <w:proofErr w:type="spellEnd"/>
+      <w:r>
+        <w:rPr>
+          <w:rFonts w:ascii="Courier New" w:eastAsia="Times New Roman" w:hAnsi="Courier New" w:cs="Courier New"/>
+          <w:color w:val="C9A26D"/>
+          <w:sz w:val="20"/>
+          <w:szCs w:val="20"/>
+          <w:lang w:eastAsia="ru-RU"/>
+        </w:rPr>
+        <w:t xml:space="preserve"> = " </w:t>
+      </w:r>
+      <w:r>
+        <w:rPr>
+          <w:rFonts w:ascii="Courier New" w:eastAsia="Times New Roman" w:hAnsi="Courier New" w:cs="Courier New"/>
+          <w:color w:val="BDBDBD"/>
+          <w:sz w:val="20"/>
+          <w:szCs w:val="20"/>
+          <w:lang w:eastAsia="ru-RU"/>
+        </w:rPr>
+        <w:t xml:space="preserve">+ </w:t>
+      </w:r>
+      <w:proofErr w:type="spellStart"/>
+      <w:r>
+        <w:rPr>
+          <w:rFonts w:ascii="Courier New" w:eastAsia="Times New Roman" w:hAnsi="Courier New" w:cs="Courier New"/>
+          <w:color w:val="BDBDBD"/>
+          <w:sz w:val="20"/>
+          <w:szCs w:val="20"/>
+          <w:lang w:eastAsia="ru-RU"/>
+        </w:rPr>
+        <w:t>counter</w:t>
+      </w:r>
+      <w:proofErr w:type="spellEnd"/>
+      <w:r>
+        <w:rPr>
+          <w:rFonts w:ascii="Courier New" w:eastAsia="Times New Roman" w:hAnsi="Courier New" w:cs="Courier New"/>
+          <w:color w:val="BDBDBD"/>
+          <w:sz w:val="20"/>
+          <w:szCs w:val="20"/>
+          <w:lang w:eastAsia="ru-RU"/>
+        </w:rPr>
+        <w:t xml:space="preserve">);   </w:t>
+      </w:r>
+      <w:r>
+        <w:rPr>
+          <w:rFonts w:ascii="Courier New" w:eastAsia="Times New Roman" w:hAnsi="Courier New" w:cs="Courier New"/>
+          <w:color w:val="BDBDBD"/>
+          <w:sz w:val="20"/>
+          <w:szCs w:val="20"/>
+          <w:lang w:eastAsia="ru-RU"/>
+        </w:rPr>
+        <w:br/>
+        <w:t xml:space="preserve">            </w:t>
+      </w:r>
+      <w:proofErr w:type="spellStart"/>
+      <w:r>
+        <w:rPr>
+          <w:rFonts w:ascii="Courier New" w:eastAsia="Times New Roman" w:hAnsi="Courier New" w:cs="Courier New"/>
+          <w:color w:val="BDBDBD"/>
+          <w:sz w:val="20"/>
+          <w:szCs w:val="20"/>
+          <w:lang w:eastAsia="ru-RU"/>
+        </w:rPr>
+        <w:t>counter</w:t>
+      </w:r>
+      <w:proofErr w:type="spellEnd"/>
+      <w:r>
+        <w:rPr>
+          <w:rFonts w:ascii="Courier New" w:eastAsia="Times New Roman" w:hAnsi="Courier New" w:cs="Courier New"/>
+          <w:color w:val="BDBDBD"/>
+          <w:sz w:val="20"/>
+          <w:szCs w:val="20"/>
+          <w:lang w:eastAsia="ru-RU"/>
+        </w:rPr>
+        <w:t xml:space="preserve">++;       </w:t>
+      </w:r>
+      <w:r>
+        <w:rPr>
+          <w:rFonts w:ascii="Courier New" w:eastAsia="Times New Roman" w:hAnsi="Courier New" w:cs="Courier New"/>
+          <w:color w:val="BDBDBD"/>
+          <w:sz w:val="20"/>
+          <w:szCs w:val="20"/>
+          <w:lang w:eastAsia="ru-RU"/>
+        </w:rPr>
+        <w:br/>
+        <w:t xml:space="preserve">        }</w:t>
+      </w:r>
+      <w:r>
+        <w:rPr>
+          <w:rFonts w:ascii="Courier New" w:eastAsia="Times New Roman" w:hAnsi="Courier New" w:cs="Courier New"/>
+          <w:color w:val="BDBDBD"/>
+          <w:sz w:val="20"/>
+          <w:szCs w:val="20"/>
+          <w:lang w:eastAsia="ru-RU"/>
+        </w:rPr>
+        <w:br/>
+      </w:r>
+      <w:r>
+        <w:rPr>
+          <w:rFonts w:ascii="Courier New" w:eastAsia="Times New Roman" w:hAnsi="Courier New" w:cs="Courier New"/>
+          <w:color w:val="BDBDBD"/>
+          <w:sz w:val="20"/>
+          <w:szCs w:val="20"/>
+          <w:lang w:eastAsia="ru-RU"/>
+        </w:rPr>
+        <w:br/>
+      </w:r>
+      <w:r>
+        <w:rPr>
+          <w:rFonts w:ascii="Courier New" w:eastAsia="Times New Roman" w:hAnsi="Courier New" w:cs="Courier New"/>
+          <w:color w:val="BDBDBD"/>
+          <w:sz w:val="20"/>
+          <w:szCs w:val="20"/>
+          <w:lang w:eastAsia="ru-RU"/>
+        </w:rPr>
+        <w:br/>
+      </w:r>
+      <w:r>
+        <w:rPr>
+          <w:rFonts w:ascii="Courier New" w:eastAsia="Times New Roman" w:hAnsi="Courier New" w:cs="Courier New"/>
+          <w:color w:val="BDBDBD"/>
+          <w:sz w:val="20"/>
+          <w:szCs w:val="20"/>
+          <w:lang w:eastAsia="ru-RU"/>
+        </w:rPr>
+        <w:br/>
+        <w:t xml:space="preserve">        </w:t>
       </w:r>
       <w:r>
         <w:rPr>
@@ -2733,8 +3225,7 @@
           <w:szCs w:val="20"/>
           <w:lang w:eastAsia="ru-RU"/>
         </w:rPr>
-        <w:lastRenderedPageBreak/>
-        <w:t xml:space="preserve">           внутри программы</w:t>
+        <w:t>/* Комментарий</w:t>
       </w:r>
       <w:r>
         <w:rPr>
@@ -2747,7 +3238,6 @@
           <w:lang w:eastAsia="ru-RU"/>
         </w:rPr>
         <w:br/>
-        <w:t xml:space="preserve">           который должен быть удалён */</w:t>
       </w:r>
       <w:r>
         <w:rPr>
@@ -2759,7 +3249,8 @@
           <w:szCs w:val="20"/>
           <w:lang w:eastAsia="ru-RU"/>
         </w:rPr>
-        <w:br/>
+        <w:lastRenderedPageBreak/>
+        <w:t xml:space="preserve">           внутри программы</w:t>
       </w:r>
       <w:r>
         <w:rPr>
@@ -2772,99 +3263,7 @@
           <w:lang w:eastAsia="ru-RU"/>
         </w:rPr>
         <w:br/>
-        <w:t xml:space="preserve">        </w:t>
-      </w:r>
-      <w:r>
-        <w:rPr>
-          <w:rFonts w:ascii="Courier New" w:eastAsia="Times New Roman" w:hAnsi="Courier New" w:cs="Courier New"/>
-          <w:color w:val="C191FF"/>
-          <w:sz w:val="20"/>
-          <w:szCs w:val="20"/>
-          <w:lang w:eastAsia="ru-RU"/>
-        </w:rPr>
-        <w:t>Console</w:t>
-      </w:r>
-      <w:r>
-        <w:rPr>
-          <w:rFonts w:ascii="Courier New" w:eastAsia="Times New Roman" w:hAnsi="Courier New" w:cs="Courier New"/>
-          <w:color w:val="BDBDBD"/>
-          <w:sz w:val="20"/>
-          <w:szCs w:val="20"/>
-          <w:lang w:eastAsia="ru-RU"/>
-        </w:rPr>
-        <w:t>.</w:t>
-      </w:r>
-      <w:r>
-        <w:rPr>
-          <w:rFonts w:ascii="Courier New" w:eastAsia="Times New Roman" w:hAnsi="Courier New" w:cs="Courier New"/>
-          <w:color w:val="39CC9B"/>
-          <w:sz w:val="20"/>
-          <w:szCs w:val="20"/>
-          <w:lang w:eastAsia="ru-RU"/>
-        </w:rPr>
-        <w:t>WriteLine</w:t>
-      </w:r>
-      <w:r>
-        <w:rPr>
-          <w:rFonts w:ascii="Courier New" w:eastAsia="Times New Roman" w:hAnsi="Courier New" w:cs="Courier New"/>
-          <w:color w:val="BDBDBD"/>
-          <w:sz w:val="20"/>
-          <w:szCs w:val="20"/>
-          <w:lang w:eastAsia="ru-RU"/>
-        </w:rPr>
-        <w:t>(</w:t>
-      </w:r>
-      <w:r>
-        <w:rPr>
-          <w:rFonts w:ascii="Courier New" w:eastAsia="Times New Roman" w:hAnsi="Courier New" w:cs="Courier New"/>
-          <w:color w:val="C9A26D"/>
-          <w:sz w:val="20"/>
-          <w:szCs w:val="20"/>
-          <w:lang w:eastAsia="ru-RU"/>
-        </w:rPr>
-        <w:t>"Конец программы"</w:t>
-      </w:r>
-      <w:r>
-        <w:rPr>
-          <w:rFonts w:ascii="Courier New" w:eastAsia="Times New Roman" w:hAnsi="Courier New" w:cs="Courier New"/>
-          <w:color w:val="BDBDBD"/>
-          <w:sz w:val="20"/>
-          <w:szCs w:val="20"/>
-          <w:lang w:eastAsia="ru-RU"/>
-        </w:rPr>
-        <w:t xml:space="preserve">);  </w:t>
-      </w:r>
-      <w:r>
-        <w:rPr>
-          <w:rFonts w:ascii="Courier New" w:eastAsia="Times New Roman" w:hAnsi="Courier New" w:cs="Courier New"/>
-          <w:color w:val="BDBDBD"/>
-          <w:sz w:val="20"/>
-          <w:szCs w:val="20"/>
-          <w:lang w:eastAsia="ru-RU"/>
-        </w:rPr>
-        <w:br/>
-        <w:t xml:space="preserve">    }</w:t>
-      </w:r>
-      <w:r>
-        <w:rPr>
-          <w:rFonts w:ascii="Courier New" w:eastAsia="Times New Roman" w:hAnsi="Courier New" w:cs="Courier New"/>
-          <w:color w:val="BDBDBD"/>
-          <w:sz w:val="20"/>
-          <w:szCs w:val="20"/>
-          <w:lang w:eastAsia="ru-RU"/>
-        </w:rPr>
-        <w:br/>
-      </w:r>
-      <w:r>
-        <w:rPr>
-          <w:rFonts w:ascii="Courier New" w:eastAsia="Times New Roman" w:hAnsi="Courier New" w:cs="Courier New"/>
-          <w:color w:val="BDBDBD"/>
-          <w:sz w:val="20"/>
-          <w:szCs w:val="20"/>
-          <w:lang w:eastAsia="ru-RU"/>
-        </w:rPr>
-        <w:br/>
-        <w:t xml:space="preserve">    </w:t>
+        <w:t xml:space="preserve">           который должен быть удалён */</w:t>
       </w:r>
       <w:r>
         <w:rPr>
@@ -2876,7 +3275,7 @@
           <w:szCs w:val="20"/>
           <w:lang w:eastAsia="ru-RU"/>
         </w:rPr>
-        <w:t>// Функция сложения</w:t>
+        <w:br/>
       </w:r>
       <w:r>
         <w:rPr>
@@ -2889,119 +3288,101 @@
           <w:lang w:eastAsia="ru-RU"/>
         </w:rPr>
         <w:br/>
+        <w:t xml:space="preserve">        </w:t>
+      </w:r>
+      <w:proofErr w:type="spellStart"/>
+      <w:r>
+        <w:rPr>
+          <w:rFonts w:ascii="Courier New" w:eastAsia="Times New Roman" w:hAnsi="Courier New" w:cs="Courier New"/>
+          <w:color w:val="C191FF"/>
+          <w:sz w:val="20"/>
+          <w:szCs w:val="20"/>
+          <w:lang w:eastAsia="ru-RU"/>
+        </w:rPr>
+        <w:t>Console</w:t>
+      </w:r>
+      <w:r>
+        <w:rPr>
+          <w:rFonts w:ascii="Courier New" w:eastAsia="Times New Roman" w:hAnsi="Courier New" w:cs="Courier New"/>
+          <w:color w:val="BDBDBD"/>
+          <w:sz w:val="20"/>
+          <w:szCs w:val="20"/>
+          <w:lang w:eastAsia="ru-RU"/>
+        </w:rPr>
+        <w:t>.</w:t>
+      </w:r>
+      <w:r>
+        <w:rPr>
+          <w:rFonts w:ascii="Courier New" w:eastAsia="Times New Roman" w:hAnsi="Courier New" w:cs="Courier New"/>
+          <w:color w:val="39CC9B"/>
+          <w:sz w:val="20"/>
+          <w:szCs w:val="20"/>
+          <w:lang w:eastAsia="ru-RU"/>
+        </w:rPr>
+        <w:t>WriteLine</w:t>
+      </w:r>
+      <w:proofErr w:type="spellEnd"/>
+      <w:r>
+        <w:rPr>
+          <w:rFonts w:ascii="Courier New" w:eastAsia="Times New Roman" w:hAnsi="Courier New" w:cs="Courier New"/>
+          <w:color w:val="BDBDBD"/>
+          <w:sz w:val="20"/>
+          <w:szCs w:val="20"/>
+          <w:lang w:eastAsia="ru-RU"/>
+        </w:rPr>
+        <w:t>(</w:t>
+      </w:r>
+      <w:r>
+        <w:rPr>
+          <w:rFonts w:ascii="Courier New" w:eastAsia="Times New Roman" w:hAnsi="Courier New" w:cs="Courier New"/>
+          <w:color w:val="C9A26D"/>
+          <w:sz w:val="20"/>
+          <w:szCs w:val="20"/>
+          <w:lang w:eastAsia="ru-RU"/>
+        </w:rPr>
+        <w:t>"Конец программы"</w:t>
+      </w:r>
+      <w:r>
+        <w:rPr>
+          <w:rFonts w:ascii="Courier New" w:eastAsia="Times New Roman" w:hAnsi="Courier New" w:cs="Courier New"/>
+          <w:color w:val="BDBDBD"/>
+          <w:sz w:val="20"/>
+          <w:szCs w:val="20"/>
+          <w:lang w:eastAsia="ru-RU"/>
+        </w:rPr>
+        <w:t xml:space="preserve">);  </w:t>
+      </w:r>
+      <w:r>
+        <w:rPr>
+          <w:rFonts w:ascii="Courier New" w:eastAsia="Times New Roman" w:hAnsi="Courier New" w:cs="Courier New"/>
+          <w:color w:val="BDBDBD"/>
+          <w:sz w:val="20"/>
+          <w:szCs w:val="20"/>
+          <w:lang w:eastAsia="ru-RU"/>
+        </w:rPr>
+        <w:br/>
+        <w:t xml:space="preserve">    }</w:t>
+      </w:r>
+      <w:r>
+        <w:rPr>
+          <w:rFonts w:ascii="Courier New" w:eastAsia="Times New Roman" w:hAnsi="Courier New" w:cs="Courier New"/>
+          <w:color w:val="BDBDBD"/>
+          <w:sz w:val="20"/>
+          <w:szCs w:val="20"/>
+          <w:lang w:eastAsia="ru-RU"/>
+        </w:rPr>
+        <w:br/>
+      </w:r>
+      <w:r>
+        <w:rPr>
+          <w:rFonts w:ascii="Courier New" w:eastAsia="Times New Roman" w:hAnsi="Courier New" w:cs="Courier New"/>
+          <w:color w:val="BDBDBD"/>
+          <w:sz w:val="20"/>
+          <w:szCs w:val="20"/>
+          <w:lang w:eastAsia="ru-RU"/>
+        </w:rPr>
+        <w:br/>
         <w:t xml:space="preserve">    </w:t>
-      </w:r>
-      <w:r>
-        <w:rPr>
-          <w:rFonts w:ascii="Courier New" w:eastAsia="Times New Roman" w:hAnsi="Courier New" w:cs="Courier New"/>
-          <w:color w:val="6C95EB"/>
-          <w:sz w:val="20"/>
-          <w:szCs w:val="20"/>
-          <w:lang w:eastAsia="ru-RU"/>
-        </w:rPr>
-        <w:t xml:space="preserve">static int </w:t>
-      </w:r>
-      <w:r>
-        <w:rPr>
-          <w:rFonts w:ascii="Courier New" w:eastAsia="Times New Roman" w:hAnsi="Courier New" w:cs="Courier New"/>
-          <w:color w:val="39CC9B"/>
-          <w:sz w:val="20"/>
-          <w:szCs w:val="20"/>
-          <w:lang w:eastAsia="ru-RU"/>
-        </w:rPr>
-        <w:t>Add</w:t>
-      </w:r>
-      <w:r>
-        <w:rPr>
-          <w:rFonts w:ascii="Courier New" w:eastAsia="Times New Roman" w:hAnsi="Courier New" w:cs="Courier New"/>
-          <w:color w:val="BDBDBD"/>
-          <w:sz w:val="20"/>
-          <w:szCs w:val="20"/>
-          <w:lang w:eastAsia="ru-RU"/>
-        </w:rPr>
-        <w:t>(</w:t>
-      </w:r>
-      <w:r>
-        <w:rPr>
-          <w:rFonts w:ascii="Courier New" w:eastAsia="Times New Roman" w:hAnsi="Courier New" w:cs="Courier New"/>
-          <w:color w:val="6C95EB"/>
-          <w:sz w:val="20"/>
-          <w:szCs w:val="20"/>
-          <w:lang w:eastAsia="ru-RU"/>
-        </w:rPr>
-        <w:t xml:space="preserve">int </w:t>
-      </w:r>
-      <w:r>
-        <w:rPr>
-          <w:rFonts w:ascii="Courier New" w:eastAsia="Times New Roman" w:hAnsi="Courier New" w:cs="Courier New"/>
-          <w:color w:val="BDBDBD"/>
-          <w:sz w:val="20"/>
-          <w:szCs w:val="20"/>
-          <w:lang w:eastAsia="ru-RU"/>
-        </w:rPr>
-        <w:t xml:space="preserve">x, </w:t>
-      </w:r>
-      <w:r>
-        <w:rPr>
-          <w:rFonts w:ascii="Courier New" w:eastAsia="Times New Roman" w:hAnsi="Courier New" w:cs="Courier New"/>
-          <w:color w:val="6C95EB"/>
-          <w:sz w:val="20"/>
-          <w:szCs w:val="20"/>
-          <w:lang w:eastAsia="ru-RU"/>
-        </w:rPr>
-        <w:t xml:space="preserve">int </w:t>
-      </w:r>
-      <w:r>
-        <w:rPr>
-          <w:rFonts w:ascii="Courier New" w:eastAsia="Times New Roman" w:hAnsi="Courier New" w:cs="Courier New"/>
-          <w:color w:val="BDBDBD"/>
-          <w:sz w:val="20"/>
-          <w:szCs w:val="20"/>
-          <w:lang w:eastAsia="ru-RU"/>
-        </w:rPr>
-        <w:t>y)</w:t>
-      </w:r>
-      <w:r>
-        <w:rPr>
-          <w:rFonts w:ascii="Courier New" w:eastAsia="Times New Roman" w:hAnsi="Courier New" w:cs="Courier New"/>
-          <w:color w:val="BDBDBD"/>
-          <w:sz w:val="20"/>
-          <w:szCs w:val="20"/>
-          <w:lang w:eastAsia="ru-RU"/>
-        </w:rPr>
-        <w:br/>
-        <w:t xml:space="preserve">    {</w:t>
-      </w:r>
-      <w:r>
-        <w:rPr>
-          <w:rFonts w:ascii="Courier New" w:eastAsia="Times New Roman" w:hAnsi="Courier New" w:cs="Courier New"/>
-          <w:color w:val="BDBDBD"/>
-          <w:sz w:val="20"/>
-          <w:szCs w:val="20"/>
-          <w:lang w:eastAsia="ru-RU"/>
-        </w:rPr>
-        <w:br/>
-        <w:t xml:space="preserve">        </w:t>
-      </w:r>
-      <w:r>
-        <w:rPr>
-          <w:rFonts w:ascii="Courier New" w:eastAsia="Times New Roman" w:hAnsi="Courier New" w:cs="Courier New"/>
-          <w:color w:val="6C95EB"/>
-          <w:sz w:val="20"/>
-          <w:szCs w:val="20"/>
-          <w:lang w:eastAsia="ru-RU"/>
-        </w:rPr>
-        <w:t xml:space="preserve">int </w:t>
-      </w:r>
-      <w:r>
-        <w:rPr>
-          <w:rFonts w:ascii="Courier New" w:eastAsia="Times New Roman" w:hAnsi="Courier New" w:cs="Courier New"/>
-          <w:color w:val="BDBDBD"/>
-          <w:sz w:val="20"/>
-          <w:szCs w:val="20"/>
-          <w:lang w:eastAsia="ru-RU"/>
-        </w:rPr>
-        <w:t xml:space="preserve">sum = x + y;        </w:t>
       </w:r>
       <w:r>
         <w:rPr>
@@ -3013,7 +3394,7 @@
           <w:szCs w:val="20"/>
           <w:lang w:eastAsia="ru-RU"/>
         </w:rPr>
-        <w:t>// арифметическое выражение</w:t>
+        <w:t>// Функция сложения</w:t>
       </w:r>
       <w:r>
         <w:rPr>
@@ -3026,8 +3407,161 @@
           <w:lang w:eastAsia="ru-RU"/>
         </w:rPr>
         <w:br/>
+        <w:t xml:space="preserve">    </w:t>
+      </w:r>
+      <w:proofErr w:type="spellStart"/>
+      <w:r>
+        <w:rPr>
+          <w:rFonts w:ascii="Courier New" w:eastAsia="Times New Roman" w:hAnsi="Courier New" w:cs="Courier New"/>
+          <w:color w:val="6C95EB"/>
+          <w:sz w:val="20"/>
+          <w:szCs w:val="20"/>
+          <w:lang w:eastAsia="ru-RU"/>
+        </w:rPr>
+        <w:t>static</w:t>
+      </w:r>
+      <w:proofErr w:type="spellEnd"/>
+      <w:r>
+        <w:rPr>
+          <w:rFonts w:ascii="Courier New" w:eastAsia="Times New Roman" w:hAnsi="Courier New" w:cs="Courier New"/>
+          <w:color w:val="6C95EB"/>
+          <w:sz w:val="20"/>
+          <w:szCs w:val="20"/>
+          <w:lang w:eastAsia="ru-RU"/>
+        </w:rPr>
+        <w:t xml:space="preserve"> </w:t>
+      </w:r>
+      <w:proofErr w:type="spellStart"/>
+      <w:r>
+        <w:rPr>
+          <w:rFonts w:ascii="Courier New" w:eastAsia="Times New Roman" w:hAnsi="Courier New" w:cs="Courier New"/>
+          <w:color w:val="6C95EB"/>
+          <w:sz w:val="20"/>
+          <w:szCs w:val="20"/>
+          <w:lang w:eastAsia="ru-RU"/>
+        </w:rPr>
+        <w:t>int</w:t>
+      </w:r>
+      <w:proofErr w:type="spellEnd"/>
+      <w:r>
+        <w:rPr>
+          <w:rFonts w:ascii="Courier New" w:eastAsia="Times New Roman" w:hAnsi="Courier New" w:cs="Courier New"/>
+          <w:color w:val="6C95EB"/>
+          <w:sz w:val="20"/>
+          <w:szCs w:val="20"/>
+          <w:lang w:eastAsia="ru-RU"/>
+        </w:rPr>
+        <w:t xml:space="preserve"> </w:t>
+      </w:r>
+      <w:proofErr w:type="spellStart"/>
+      <w:r>
+        <w:rPr>
+          <w:rFonts w:ascii="Courier New" w:eastAsia="Times New Roman" w:hAnsi="Courier New" w:cs="Courier New"/>
+          <w:color w:val="39CC9B"/>
+          <w:sz w:val="20"/>
+          <w:szCs w:val="20"/>
+          <w:lang w:eastAsia="ru-RU"/>
+        </w:rPr>
+        <w:t>Add</w:t>
+      </w:r>
+      <w:proofErr w:type="spellEnd"/>
+      <w:r>
+        <w:rPr>
+          <w:rFonts w:ascii="Courier New" w:eastAsia="Times New Roman" w:hAnsi="Courier New" w:cs="Courier New"/>
+          <w:color w:val="BDBDBD"/>
+          <w:sz w:val="20"/>
+          <w:szCs w:val="20"/>
+          <w:lang w:eastAsia="ru-RU"/>
+        </w:rPr>
+        <w:t>(</w:t>
+      </w:r>
+      <w:proofErr w:type="spellStart"/>
+      <w:r>
+        <w:rPr>
+          <w:rFonts w:ascii="Courier New" w:eastAsia="Times New Roman" w:hAnsi="Courier New" w:cs="Courier New"/>
+          <w:color w:val="6C95EB"/>
+          <w:sz w:val="20"/>
+          <w:szCs w:val="20"/>
+          <w:lang w:eastAsia="ru-RU"/>
+        </w:rPr>
+        <w:t>int</w:t>
+      </w:r>
+      <w:proofErr w:type="spellEnd"/>
+      <w:r>
+        <w:rPr>
+          <w:rFonts w:ascii="Courier New" w:eastAsia="Times New Roman" w:hAnsi="Courier New" w:cs="Courier New"/>
+          <w:color w:val="6C95EB"/>
+          <w:sz w:val="20"/>
+          <w:szCs w:val="20"/>
+          <w:lang w:eastAsia="ru-RU"/>
+        </w:rPr>
+        <w:t xml:space="preserve"> </w:t>
+      </w:r>
+      <w:r>
+        <w:rPr>
+          <w:rFonts w:ascii="Courier New" w:eastAsia="Times New Roman" w:hAnsi="Courier New" w:cs="Courier New"/>
+          <w:color w:val="BDBDBD"/>
+          <w:sz w:val="20"/>
+          <w:szCs w:val="20"/>
+          <w:lang w:eastAsia="ru-RU"/>
+        </w:rPr>
+        <w:t xml:space="preserve">x, </w:t>
+      </w:r>
+      <w:proofErr w:type="spellStart"/>
+      <w:r>
+        <w:rPr>
+          <w:rFonts w:ascii="Courier New" w:eastAsia="Times New Roman" w:hAnsi="Courier New" w:cs="Courier New"/>
+          <w:color w:val="6C95EB"/>
+          <w:sz w:val="20"/>
+          <w:szCs w:val="20"/>
+          <w:lang w:eastAsia="ru-RU"/>
+        </w:rPr>
+        <w:t>int</w:t>
+      </w:r>
+      <w:proofErr w:type="spellEnd"/>
+      <w:r>
+        <w:rPr>
+          <w:rFonts w:ascii="Courier New" w:eastAsia="Times New Roman" w:hAnsi="Courier New" w:cs="Courier New"/>
+          <w:color w:val="6C95EB"/>
+          <w:sz w:val="20"/>
+          <w:szCs w:val="20"/>
+          <w:lang w:eastAsia="ru-RU"/>
+        </w:rPr>
+        <w:t xml:space="preserve"> </w:t>
+      </w:r>
+      <w:r>
+        <w:rPr>
+          <w:rFonts w:ascii="Courier New" w:eastAsia="Times New Roman" w:hAnsi="Courier New" w:cs="Courier New"/>
+          <w:color w:val="BDBDBD"/>
+          <w:sz w:val="20"/>
+          <w:szCs w:val="20"/>
+          <w:lang w:eastAsia="ru-RU"/>
+        </w:rPr>
+        <w:t>y)</w:t>
+      </w:r>
+      <w:r>
+        <w:rPr>
+          <w:rFonts w:ascii="Courier New" w:eastAsia="Times New Roman" w:hAnsi="Courier New" w:cs="Courier New"/>
+          <w:color w:val="BDBDBD"/>
+          <w:sz w:val="20"/>
+          <w:szCs w:val="20"/>
+          <w:lang w:eastAsia="ru-RU"/>
+        </w:rPr>
+        <w:br/>
+        <w:t xml:space="preserve">    {</w:t>
+      </w:r>
+      <w:r>
+        <w:rPr>
+          <w:rFonts w:ascii="Courier New" w:eastAsia="Times New Roman" w:hAnsi="Courier New" w:cs="Courier New"/>
+          <w:color w:val="BDBDBD"/>
+          <w:sz w:val="20"/>
+          <w:szCs w:val="20"/>
+          <w:lang w:eastAsia="ru-RU"/>
+        </w:rPr>
+        <w:br/>
         <w:t xml:space="preserve">        </w:t>
       </w:r>
+      <w:proofErr w:type="spellStart"/>
       <w:r>
         <w:rPr>
           <w:rFonts w:ascii="Courier New" w:eastAsia="Times New Roman" w:hAnsi="Courier New" w:cs="Courier New"/>
@@ -3036,17 +3570,109 @@
           <w:szCs w:val="20"/>
           <w:lang w:eastAsia="ru-RU"/>
         </w:rPr>
-        <w:t xml:space="preserve">return </w:t>
-      </w:r>
-      <w:r>
-        <w:rPr>
-          <w:rFonts w:ascii="Courier New" w:eastAsia="Times New Roman" w:hAnsi="Courier New" w:cs="Courier New"/>
-          <w:color w:val="BDBDBD"/>
-          <w:sz w:val="20"/>
-          <w:szCs w:val="20"/>
-          <w:lang w:eastAsia="ru-RU"/>
-        </w:rPr>
-        <w:t>sum;</w:t>
+        <w:t>int</w:t>
+      </w:r>
+      <w:proofErr w:type="spellEnd"/>
+      <w:r>
+        <w:rPr>
+          <w:rFonts w:ascii="Courier New" w:eastAsia="Times New Roman" w:hAnsi="Courier New" w:cs="Courier New"/>
+          <w:color w:val="6C95EB"/>
+          <w:sz w:val="20"/>
+          <w:szCs w:val="20"/>
+          <w:lang w:eastAsia="ru-RU"/>
+        </w:rPr>
+        <w:t xml:space="preserve"> </w:t>
+      </w:r>
+      <w:proofErr w:type="spellStart"/>
+      <w:r>
+        <w:rPr>
+          <w:rFonts w:ascii="Courier New" w:eastAsia="Times New Roman" w:hAnsi="Courier New" w:cs="Courier New"/>
+          <w:color w:val="BDBDBD"/>
+          <w:sz w:val="20"/>
+          <w:szCs w:val="20"/>
+          <w:lang w:eastAsia="ru-RU"/>
+        </w:rPr>
+        <w:t>sum</w:t>
+      </w:r>
+      <w:proofErr w:type="spellEnd"/>
+      <w:r>
+        <w:rPr>
+          <w:rFonts w:ascii="Courier New" w:eastAsia="Times New Roman" w:hAnsi="Courier New" w:cs="Courier New"/>
+          <w:color w:val="BDBDBD"/>
+          <w:sz w:val="20"/>
+          <w:szCs w:val="20"/>
+          <w:lang w:eastAsia="ru-RU"/>
+        </w:rPr>
+        <w:t xml:space="preserve"> = x + y;        </w:t>
+      </w:r>
+      <w:r>
+        <w:rPr>
+          <w:rFonts w:ascii="Courier New" w:eastAsia="Times New Roman" w:hAnsi="Courier New" w:cs="Courier New"/>
+          <w:i/>
+          <w:iCs/>
+          <w:color w:val="85C46C"/>
+          <w:sz w:val="20"/>
+          <w:szCs w:val="20"/>
+          <w:lang w:eastAsia="ru-RU"/>
+        </w:rPr>
+        <w:t>// арифметическое выражение</w:t>
+      </w:r>
+      <w:r>
+        <w:rPr>
+          <w:rFonts w:ascii="Courier New" w:eastAsia="Times New Roman" w:hAnsi="Courier New" w:cs="Courier New"/>
+          <w:i/>
+          <w:iCs/>
+          <w:color w:val="85C46C"/>
+          <w:sz w:val="20"/>
+          <w:szCs w:val="20"/>
+          <w:lang w:eastAsia="ru-RU"/>
+        </w:rPr>
+        <w:br/>
+        <w:t xml:space="preserve">        </w:t>
+      </w:r>
+      <w:proofErr w:type="spellStart"/>
+      <w:r>
+        <w:rPr>
+          <w:rFonts w:ascii="Courier New" w:eastAsia="Times New Roman" w:hAnsi="Courier New" w:cs="Courier New"/>
+          <w:color w:val="6C95EB"/>
+          <w:sz w:val="20"/>
+          <w:szCs w:val="20"/>
+          <w:lang w:eastAsia="ru-RU"/>
+        </w:rPr>
+        <w:t>return</w:t>
+      </w:r>
+      <w:proofErr w:type="spellEnd"/>
+      <w:r>
+        <w:rPr>
+          <w:rFonts w:ascii="Courier New" w:eastAsia="Times New Roman" w:hAnsi="Courier New" w:cs="Courier New"/>
+          <w:color w:val="6C95EB"/>
+          <w:sz w:val="20"/>
+          <w:szCs w:val="20"/>
+          <w:lang w:eastAsia="ru-RU"/>
+        </w:rPr>
+        <w:t xml:space="preserve"> </w:t>
+      </w:r>
+      <w:proofErr w:type="spellStart"/>
+      <w:r>
+        <w:rPr>
+          <w:rFonts w:ascii="Courier New" w:eastAsia="Times New Roman" w:hAnsi="Courier New" w:cs="Courier New"/>
+          <w:color w:val="BDBDBD"/>
+          <w:sz w:val="20"/>
+          <w:szCs w:val="20"/>
+          <w:lang w:eastAsia="ru-RU"/>
+        </w:rPr>
+        <w:t>sum</w:t>
+      </w:r>
+      <w:proofErr w:type="spellEnd"/>
+      <w:r>
+        <w:rPr>
+          <w:rFonts w:ascii="Courier New" w:eastAsia="Times New Roman" w:hAnsi="Courier New" w:cs="Courier New"/>
+          <w:color w:val="BDBDBD"/>
+          <w:sz w:val="20"/>
+          <w:szCs w:val="20"/>
+          <w:lang w:eastAsia="ru-RU"/>
+        </w:rPr>
+        <w:t>;</w:t>
       </w:r>
       <w:r>
         <w:rPr>
@@ -3591,7 +4217,43 @@
           <w:sz w:val="28"/>
           <w:szCs w:val="28"/>
         </w:rPr>
-        <w:t>Данный шаблон применяется для поиска объявления класса TestProgram и его замены на TestProgramCleaned.</w:t>
+        <w:t xml:space="preserve">Данный шаблон применяется для поиска объявления класса </w:t>
+      </w:r>
+      <w:proofErr w:type="spellStart"/>
+      <w:r>
+        <w:rPr>
+          <w:rFonts w:ascii="Times New Roman" w:hAnsi="Times New Roman" w:cs="Times New Roman"/>
+          <w:sz w:val="28"/>
+          <w:szCs w:val="28"/>
+        </w:rPr>
+        <w:t>TestProgram</w:t>
+      </w:r>
+      <w:proofErr w:type="spellEnd"/>
+      <w:r>
+        <w:rPr>
+          <w:rFonts w:ascii="Times New Roman" w:hAnsi="Times New Roman" w:cs="Times New Roman"/>
+          <w:sz w:val="28"/>
+          <w:szCs w:val="28"/>
+        </w:rPr>
+        <w:t xml:space="preserve"> и его замены на </w:t>
+      </w:r>
+      <w:proofErr w:type="spellStart"/>
+      <w:r>
+        <w:rPr>
+          <w:rFonts w:ascii="Times New Roman" w:hAnsi="Times New Roman" w:cs="Times New Roman"/>
+          <w:sz w:val="28"/>
+          <w:szCs w:val="28"/>
+        </w:rPr>
+        <w:t>TestProgramCleaned</w:t>
+      </w:r>
+      <w:proofErr w:type="spellEnd"/>
+      <w:r>
+        <w:rPr>
+          <w:rFonts w:ascii="Times New Roman" w:hAnsi="Times New Roman" w:cs="Times New Roman"/>
+          <w:sz w:val="28"/>
+          <w:szCs w:val="28"/>
+        </w:rPr>
+        <w:t>.</w:t>
       </w:r>
     </w:p>
     <w:p>
@@ -3642,13 +4304,23 @@
           <w:szCs w:val="28"/>
         </w:rPr>
       </w:pPr>
-      <w:r>
-        <w:rPr>
-          <w:rFonts w:ascii="Times New Roman" w:hAnsi="Times New Roman" w:cs="Times New Roman"/>
-          <w:sz w:val="28"/>
-          <w:szCs w:val="28"/>
-        </w:rPr>
-        <w:t>class — ключевое слово объявления класса.</w:t>
+      <w:proofErr w:type="spellStart"/>
+      <w:r>
+        <w:rPr>
+          <w:rFonts w:ascii="Times New Roman" w:hAnsi="Times New Roman" w:cs="Times New Roman"/>
+          <w:sz w:val="28"/>
+          <w:szCs w:val="28"/>
+        </w:rPr>
+        <w:t>class</w:t>
+      </w:r>
+      <w:proofErr w:type="spellEnd"/>
+      <w:r>
+        <w:rPr>
+          <w:rFonts w:ascii="Times New Roman" w:hAnsi="Times New Roman" w:cs="Times New Roman"/>
+          <w:sz w:val="28"/>
+          <w:szCs w:val="28"/>
+        </w:rPr>
+        <w:t xml:space="preserve"> — ключевое слово объявления класса.</w:t>
       </w:r>
     </w:p>
     <w:p>
@@ -3680,13 +4352,23 @@
           <w:szCs w:val="28"/>
         </w:rPr>
       </w:pPr>
-      <w:r>
-        <w:rPr>
-          <w:rFonts w:ascii="Times New Roman" w:hAnsi="Times New Roman" w:cs="Times New Roman"/>
-          <w:sz w:val="28"/>
-          <w:szCs w:val="28"/>
-        </w:rPr>
-        <w:t>TestProgram — имя класса, которое требуется заменить.</w:t>
+      <w:proofErr w:type="spellStart"/>
+      <w:r>
+        <w:rPr>
+          <w:rFonts w:ascii="Times New Roman" w:hAnsi="Times New Roman" w:cs="Times New Roman"/>
+          <w:sz w:val="28"/>
+          <w:szCs w:val="28"/>
+        </w:rPr>
+        <w:t>TestProgram</w:t>
+      </w:r>
+      <w:proofErr w:type="spellEnd"/>
+      <w:r>
+        <w:rPr>
+          <w:rFonts w:ascii="Times New Roman" w:hAnsi="Times New Roman" w:cs="Times New Roman"/>
+          <w:sz w:val="28"/>
+          <w:szCs w:val="28"/>
+        </w:rPr>
+        <w:t xml:space="preserve"> — имя класса, которое требуется заменить.</w:t>
       </w:r>
     </w:p>
     <w:p>
@@ -3969,7 +4651,25 @@
           <w:sz w:val="28"/>
           <w:szCs w:val="28"/>
         </w:rPr>
-        <w:t>Данный шаблон применяется при разделении текста исходного файла на отдельные строки с помощью метода split().</w:t>
+        <w:t xml:space="preserve">Данный шаблон применяется при разделении текста исходного файла на отдельные строки с помощью метода </w:t>
+      </w:r>
+      <w:proofErr w:type="spellStart"/>
+      <w:r>
+        <w:rPr>
+          <w:rFonts w:ascii="Times New Roman" w:hAnsi="Times New Roman" w:cs="Times New Roman"/>
+          <w:sz w:val="28"/>
+          <w:szCs w:val="28"/>
+        </w:rPr>
+        <w:t>split</w:t>
+      </w:r>
+      <w:proofErr w:type="spellEnd"/>
+      <w:r>
+        <w:rPr>
+          <w:rFonts w:ascii="Times New Roman" w:hAnsi="Times New Roman" w:cs="Times New Roman"/>
+          <w:sz w:val="28"/>
+          <w:szCs w:val="28"/>
+        </w:rPr>
+        <w:t>().</w:t>
       </w:r>
     </w:p>
     <w:p>
@@ -4050,6 +4750,7 @@
           <w:bCs/>
           <w:sz w:val="28"/>
           <w:szCs w:val="28"/>
+          <w:lang w:val="en-US"/>
         </w:rPr>
       </w:pPr>
       <w:r>
@@ -4060,7 +4761,91 @@
           <w:sz w:val="28"/>
           <w:szCs w:val="28"/>
         </w:rPr>
-        <w:t>Исходный код разработанного модуля препроцессора</w:t>
+        <w:t>Исходный</w:t>
+      </w:r>
+      <w:r>
+        <w:rPr>
+          <w:rFonts w:ascii="Times New Roman" w:hAnsi="Times New Roman" w:cs="Times New Roman"/>
+          <w:b/>
+          <w:bCs/>
+          <w:sz w:val="28"/>
+          <w:szCs w:val="28"/>
+          <w:lang w:val="en-US"/>
+        </w:rPr>
+        <w:t xml:space="preserve"> </w:t>
+      </w:r>
+      <w:r>
+        <w:rPr>
+          <w:rFonts w:ascii="Times New Roman" w:hAnsi="Times New Roman" w:cs="Times New Roman"/>
+          <w:b/>
+          <w:bCs/>
+          <w:sz w:val="28"/>
+          <w:szCs w:val="28"/>
+        </w:rPr>
+        <w:t>код</w:t>
+      </w:r>
+      <w:r>
+        <w:rPr>
+          <w:rFonts w:ascii="Times New Roman" w:hAnsi="Times New Roman" w:cs="Times New Roman"/>
+          <w:b/>
+          <w:bCs/>
+          <w:sz w:val="28"/>
+          <w:szCs w:val="28"/>
+          <w:lang w:val="en-US"/>
+        </w:rPr>
+        <w:t xml:space="preserve"> </w:t>
+      </w:r>
+      <w:r>
+        <w:rPr>
+          <w:rFonts w:ascii="Times New Roman" w:hAnsi="Times New Roman" w:cs="Times New Roman"/>
+          <w:b/>
+          <w:bCs/>
+          <w:sz w:val="28"/>
+          <w:szCs w:val="28"/>
+        </w:rPr>
+        <w:t>разработанного</w:t>
+      </w:r>
+      <w:r>
+        <w:rPr>
+          <w:rFonts w:ascii="Times New Roman" w:hAnsi="Times New Roman" w:cs="Times New Roman"/>
+          <w:b/>
+          <w:bCs/>
+          <w:sz w:val="28"/>
+          <w:szCs w:val="28"/>
+          <w:lang w:val="en-US"/>
+        </w:rPr>
+        <w:t xml:space="preserve"> </w:t>
+      </w:r>
+      <w:r>
+        <w:rPr>
+          <w:rFonts w:ascii="Times New Roman" w:hAnsi="Times New Roman" w:cs="Times New Roman"/>
+          <w:b/>
+          <w:bCs/>
+          <w:sz w:val="28"/>
+          <w:szCs w:val="28"/>
+        </w:rPr>
+        <w:t>модуля</w:t>
+      </w:r>
+      <w:r>
+        <w:rPr>
+          <w:rFonts w:ascii="Times New Roman" w:hAnsi="Times New Roman" w:cs="Times New Roman"/>
+          <w:b/>
+          <w:bCs/>
+          <w:sz w:val="28"/>
+          <w:szCs w:val="28"/>
+          <w:lang w:val="en-US"/>
+        </w:rPr>
+        <w:t xml:space="preserve"> </w:t>
+      </w:r>
+      <w:r>
+        <w:rPr>
+          <w:rFonts w:ascii="Times New Roman" w:hAnsi="Times New Roman" w:cs="Times New Roman"/>
+          <w:b/>
+          <w:bCs/>
+          <w:sz w:val="28"/>
+          <w:szCs w:val="28"/>
+        </w:rPr>
+        <w:t>препроцессора</w:t>
       </w:r>
     </w:p>
     <w:p>
@@ -4079,12 +4864,21 @@
         </w:rPr>
         <w:t xml:space="preserve">import </w:t>
       </w:r>
-      <w:r>
-        <w:rPr>
-          <w:color w:val="BCBEC4"/>
-          <w:lang w:val="en-US"/>
-        </w:rPr>
-        <w:t>java.nio.file.*;</w:t>
+      <w:proofErr w:type="spellStart"/>
+      <w:r>
+        <w:rPr>
+          <w:color w:val="BCBEC4"/>
+          <w:lang w:val="en-US"/>
+        </w:rPr>
+        <w:t>java.nio.file</w:t>
+      </w:r>
+      <w:proofErr w:type="spellEnd"/>
+      <w:r>
+        <w:rPr>
+          <w:color w:val="BCBEC4"/>
+          <w:lang w:val="en-US"/>
+        </w:rPr>
+        <w:t>.*;</w:t>
       </w:r>
       <w:r>
         <w:rPr>
@@ -4100,12 +4894,21 @@
         </w:rPr>
         <w:t xml:space="preserve">import </w:t>
       </w:r>
-      <w:r>
-        <w:rPr>
-          <w:color w:val="BCBEC4"/>
-          <w:lang w:val="en-US"/>
-        </w:rPr>
-        <w:t>java.io.IOException;</w:t>
+      <w:proofErr w:type="spellStart"/>
+      <w:r>
+        <w:rPr>
+          <w:color w:val="BCBEC4"/>
+          <w:lang w:val="en-US"/>
+        </w:rPr>
+        <w:t>java.io.IOException</w:t>
+      </w:r>
+      <w:proofErr w:type="spellEnd"/>
+      <w:r>
+        <w:rPr>
+          <w:color w:val="BCBEC4"/>
+          <w:lang w:val="en-US"/>
+        </w:rPr>
+        <w:t>;</w:t>
       </w:r>
       <w:r>
         <w:rPr>
@@ -4121,12 +4924,21 @@
         </w:rPr>
         <w:t xml:space="preserve">import </w:t>
       </w:r>
-      <w:r>
-        <w:rPr>
-          <w:color w:val="BCBEC4"/>
-          <w:lang w:val="en-US"/>
-        </w:rPr>
-        <w:t>java.util.*;</w:t>
+      <w:proofErr w:type="spellStart"/>
+      <w:r>
+        <w:rPr>
+          <w:color w:val="BCBEC4"/>
+          <w:lang w:val="en-US"/>
+        </w:rPr>
+        <w:t>java.util</w:t>
+      </w:r>
+      <w:proofErr w:type="spellEnd"/>
+      <w:r>
+        <w:rPr>
+          <w:color w:val="BCBEC4"/>
+          <w:lang w:val="en-US"/>
+        </w:rPr>
+        <w:t>.*;</w:t>
       </w:r>
       <w:r>
         <w:rPr>
@@ -4190,29 +5002,77 @@
           <w:color w:val="BCBEC4"/>
           <w:lang w:val="en-US"/>
         </w:rPr>
-        <w:t>(String[] args) {</w:t>
-      </w:r>
-      <w:r>
-        <w:rPr>
-          <w:color w:val="BCBEC4"/>
-          <w:lang w:val="en-US"/>
-        </w:rPr>
-        <w:br/>
-      </w:r>
-      <w:r>
-        <w:rPr>
-          <w:color w:val="BCBEC4"/>
-          <w:lang w:val="en-US"/>
-        </w:rPr>
-        <w:br/>
-        <w:t xml:space="preserve">        String inputFile = </w:t>
+        <w:t xml:space="preserve">(String[] </w:t>
+      </w:r>
+      <w:proofErr w:type="spellStart"/>
+      <w:r>
+        <w:rPr>
+          <w:color w:val="BCBEC4"/>
+          <w:lang w:val="en-US"/>
+        </w:rPr>
+        <w:t>args</w:t>
+      </w:r>
+      <w:proofErr w:type="spellEnd"/>
+      <w:r>
+        <w:rPr>
+          <w:color w:val="BCBEC4"/>
+          <w:lang w:val="en-US"/>
+        </w:rPr>
+        <w:t>) {</w:t>
+      </w:r>
+      <w:r>
+        <w:rPr>
+          <w:color w:val="BCBEC4"/>
+          <w:lang w:val="en-US"/>
+        </w:rPr>
+        <w:br/>
+      </w:r>
+      <w:r>
+        <w:rPr>
+          <w:color w:val="BCBEC4"/>
+          <w:lang w:val="en-US"/>
+        </w:rPr>
+        <w:br/>
+        <w:t xml:space="preserve">        String </w:t>
+      </w:r>
+      <w:proofErr w:type="spellStart"/>
+      <w:r>
+        <w:rPr>
+          <w:color w:val="BCBEC4"/>
+          <w:lang w:val="en-US"/>
+        </w:rPr>
+        <w:t>inputFile</w:t>
+      </w:r>
+      <w:proofErr w:type="spellEnd"/>
+      <w:r>
+        <w:rPr>
+          <w:color w:val="BCBEC4"/>
+          <w:lang w:val="en-US"/>
+        </w:rPr>
+        <w:t xml:space="preserve"> = </w:t>
       </w:r>
       <w:r>
         <w:rPr>
           <w:color w:val="6AAB73"/>
           <w:lang w:val="en-US"/>
         </w:rPr>
-        <w:t>"../test/TestProgram.cs"</w:t>
+        <w:t>"../test/</w:t>
+      </w:r>
+      <w:proofErr w:type="spellStart"/>
+      <w:r>
+        <w:rPr>
+          <w:color w:val="6AAB73"/>
+          <w:lang w:val="en-US"/>
+        </w:rPr>
+        <w:t>TestProgram.cs</w:t>
+      </w:r>
+      <w:proofErr w:type="spellEnd"/>
+      <w:r>
+        <w:rPr>
+          <w:color w:val="6AAB73"/>
+          <w:lang w:val="en-US"/>
+        </w:rPr>
+        <w:t>"</w:t>
       </w:r>
       <w:r>
         <w:rPr>
@@ -4227,14 +5087,46 @@
           <w:lang w:val="en-US"/>
         </w:rPr>
         <w:br/>
-        <w:t xml:space="preserve">        String outputFile = </w:t>
+        <w:t xml:space="preserve">        String </w:t>
+      </w:r>
+      <w:proofErr w:type="spellStart"/>
+      <w:r>
+        <w:rPr>
+          <w:color w:val="BCBEC4"/>
+          <w:lang w:val="en-US"/>
+        </w:rPr>
+        <w:t>outputFile</w:t>
+      </w:r>
+      <w:proofErr w:type="spellEnd"/>
+      <w:r>
+        <w:rPr>
+          <w:color w:val="BCBEC4"/>
+          <w:lang w:val="en-US"/>
+        </w:rPr>
+        <w:t xml:space="preserve"> = </w:t>
       </w:r>
       <w:r>
         <w:rPr>
           <w:color w:val="6AAB73"/>
           <w:lang w:val="en-US"/>
         </w:rPr>
-        <w:t>"../test/TestProgramCleaned.cs"</w:t>
+        <w:t>"../test/</w:t>
+      </w:r>
+      <w:proofErr w:type="spellStart"/>
+      <w:r>
+        <w:rPr>
+          <w:color w:val="6AAB73"/>
+          <w:lang w:val="en-US"/>
+        </w:rPr>
+        <w:t>TestProgramCleaned.cs</w:t>
+      </w:r>
+      <w:proofErr w:type="spellEnd"/>
+      <w:r>
+        <w:rPr>
+          <w:color w:val="6AAB73"/>
+          <w:lang w:val="en-US"/>
+        </w:rPr>
+        <w:t>"</w:t>
       </w:r>
       <w:r>
         <w:rPr>
@@ -4278,7 +5170,15 @@
           <w:lang w:val="en-US"/>
         </w:rPr>
         <w:br/>
-        <w:t xml:space="preserve">            String code = Files.</w:t>
+        <w:t xml:space="preserve">            String code = </w:t>
+      </w:r>
+      <w:proofErr w:type="spellStart"/>
+      <w:r>
+        <w:rPr>
+          <w:color w:val="BCBEC4"/>
+          <w:lang w:val="en-US"/>
+        </w:rPr>
+        <w:t>Files.</w:t>
       </w:r>
       <w:r>
         <w:rPr>
@@ -4289,12 +5189,21 @@
         </w:rPr>
         <w:t>readString</w:t>
       </w:r>
-      <w:r>
-        <w:rPr>
-          <w:color w:val="BCBEC4"/>
-          <w:lang w:val="en-US"/>
-        </w:rPr>
-        <w:t>(Path.</w:t>
+      <w:proofErr w:type="spellEnd"/>
+      <w:r>
+        <w:rPr>
+          <w:color w:val="BCBEC4"/>
+          <w:lang w:val="en-US"/>
+        </w:rPr>
+        <w:t>(</w:t>
+      </w:r>
+      <w:proofErr w:type="spellStart"/>
+      <w:r>
+        <w:rPr>
+          <w:color w:val="BCBEC4"/>
+          <w:lang w:val="en-US"/>
+        </w:rPr>
+        <w:t>Path.</w:t>
       </w:r>
       <w:r>
         <w:rPr>
@@ -4305,12 +5214,29 @@
         </w:rPr>
         <w:t>of</w:t>
       </w:r>
-      <w:r>
-        <w:rPr>
-          <w:color w:val="BCBEC4"/>
-          <w:lang w:val="en-US"/>
-        </w:rPr>
-        <w:t>(inputFile));</w:t>
+      <w:proofErr w:type="spellEnd"/>
+      <w:r>
+        <w:rPr>
+          <w:color w:val="BCBEC4"/>
+          <w:lang w:val="en-US"/>
+        </w:rPr>
+        <w:t>(</w:t>
+      </w:r>
+      <w:proofErr w:type="spellStart"/>
+      <w:r>
+        <w:rPr>
+          <w:color w:val="BCBEC4"/>
+          <w:lang w:val="en-US"/>
+        </w:rPr>
+        <w:t>inputFile</w:t>
+      </w:r>
+      <w:proofErr w:type="spellEnd"/>
+      <w:r>
+        <w:rPr>
+          <w:color w:val="BCBEC4"/>
+          <w:lang w:val="en-US"/>
+        </w:rPr>
+        <w:t>));</w:t>
       </w:r>
       <w:r>
         <w:rPr>
@@ -4327,12 +5253,21 @@
         <w:br/>
         <w:t xml:space="preserve">            </w:t>
       </w:r>
+      <w:proofErr w:type="spellStart"/>
       <w:r>
         <w:rPr>
           <w:color w:val="CF8E6D"/>
           <w:lang w:val="en-US"/>
         </w:rPr>
-        <w:t xml:space="preserve">boolean </w:t>
+        <w:t>boolean</w:t>
+      </w:r>
+      <w:proofErr w:type="spellEnd"/>
+      <w:r>
+        <w:rPr>
+          <w:color w:val="CF8E6D"/>
+          <w:lang w:val="en-US"/>
+        </w:rPr>
+        <w:t xml:space="preserve"> </w:t>
       </w:r>
       <w:r>
         <w:rPr>
@@ -4377,13 +5312,23 @@
         </w:rPr>
         <w:t xml:space="preserve">int </w:t>
       </w:r>
-      <w:r>
-        <w:rPr>
-          <w:color w:val="BCBEC4"/>
-          <w:lang w:val="en-US"/>
-        </w:rPr>
-        <w:t xml:space="preserve">openComments = </w:t>
-      </w:r>
+      <w:proofErr w:type="spellStart"/>
+      <w:r>
+        <w:rPr>
+          <w:color w:val="BCBEC4"/>
+          <w:lang w:val="en-US"/>
+        </w:rPr>
+        <w:t>openComments</w:t>
+      </w:r>
+      <w:proofErr w:type="spellEnd"/>
+      <w:r>
+        <w:rPr>
+          <w:color w:val="BCBEC4"/>
+          <w:lang w:val="en-US"/>
+        </w:rPr>
+        <w:t xml:space="preserve"> = </w:t>
+      </w:r>
+      <w:proofErr w:type="spellStart"/>
       <w:r>
         <w:rPr>
           <w:i/>
@@ -4393,6 +5338,7 @@
         </w:rPr>
         <w:t>countOccurrences</w:t>
       </w:r>
+      <w:proofErr w:type="spellEnd"/>
       <w:r>
         <w:rPr>
           <w:color w:val="BCBEC4"/>
@@ -4429,13 +5375,23 @@
         </w:rPr>
         <w:t xml:space="preserve">int </w:t>
       </w:r>
-      <w:r>
-        <w:rPr>
-          <w:color w:val="BCBEC4"/>
-          <w:lang w:val="en-US"/>
-        </w:rPr>
-        <w:t xml:space="preserve">closeComments = </w:t>
-      </w:r>
+      <w:proofErr w:type="spellStart"/>
+      <w:r>
+        <w:rPr>
+          <w:color w:val="BCBEC4"/>
+          <w:lang w:val="en-US"/>
+        </w:rPr>
+        <w:t>closeComments</w:t>
+      </w:r>
+      <w:proofErr w:type="spellEnd"/>
+      <w:r>
+        <w:rPr>
+          <w:color w:val="BCBEC4"/>
+          <w:lang w:val="en-US"/>
+        </w:rPr>
+        <w:t xml:space="preserve"> = </w:t>
+      </w:r>
+      <w:proofErr w:type="spellStart"/>
       <w:r>
         <w:rPr>
           <w:i/>
@@ -4445,6 +5401,7 @@
         </w:rPr>
         <w:t>countOccurrences</w:t>
       </w:r>
+      <w:proofErr w:type="spellEnd"/>
       <w:r>
         <w:rPr>
           <w:color w:val="BCBEC4"/>
@@ -4493,15 +5450,55 @@
           <w:color w:val="BCBEC4"/>
           <w:lang w:val="en-US"/>
         </w:rPr>
-        <w:t>(openComments != closeComments) {</w:t>
-      </w:r>
-      <w:r>
-        <w:rPr>
-          <w:color w:val="BCBEC4"/>
-          <w:lang w:val="en-US"/>
-        </w:rPr>
-        <w:br/>
-        <w:t xml:space="preserve">                System.</w:t>
+        <w:t>(</w:t>
+      </w:r>
+      <w:proofErr w:type="spellStart"/>
+      <w:r>
+        <w:rPr>
+          <w:color w:val="BCBEC4"/>
+          <w:lang w:val="en-US"/>
+        </w:rPr>
+        <w:t>openComments</w:t>
+      </w:r>
+      <w:proofErr w:type="spellEnd"/>
+      <w:r>
+        <w:rPr>
+          <w:color w:val="BCBEC4"/>
+          <w:lang w:val="en-US"/>
+        </w:rPr>
+        <w:t xml:space="preserve"> != </w:t>
+      </w:r>
+      <w:proofErr w:type="spellStart"/>
+      <w:r>
+        <w:rPr>
+          <w:color w:val="BCBEC4"/>
+          <w:lang w:val="en-US"/>
+        </w:rPr>
+        <w:t>closeComments</w:t>
+      </w:r>
+      <w:proofErr w:type="spellEnd"/>
+      <w:r>
+        <w:rPr>
+          <w:color w:val="BCBEC4"/>
+          <w:lang w:val="en-US"/>
+        </w:rPr>
+        <w:t>) {</w:t>
+      </w:r>
+      <w:r>
+        <w:rPr>
+          <w:color w:val="BCBEC4"/>
+          <w:lang w:val="en-US"/>
+        </w:rPr>
+        <w:br/>
+        <w:t xml:space="preserve">                </w:t>
+      </w:r>
+      <w:proofErr w:type="spellStart"/>
+      <w:r>
+        <w:rPr>
+          <w:color w:val="BCBEC4"/>
+          <w:lang w:val="en-US"/>
+        </w:rPr>
+        <w:t>System.</w:t>
       </w:r>
       <w:r>
         <w:rPr>
@@ -4517,7 +5514,15 @@
           <w:color w:val="BCBEC4"/>
           <w:lang w:val="en-US"/>
         </w:rPr>
-        <w:t>.println(</w:t>
+        <w:t>.println</w:t>
+      </w:r>
+      <w:proofErr w:type="spellEnd"/>
+      <w:r>
+        <w:rPr>
+          <w:color w:val="BCBEC4"/>
+          <w:lang w:val="en-US"/>
+        </w:rPr>
+        <w:t>(</w:t>
       </w:r>
       <w:r>
         <w:rPr>
@@ -4591,7 +5596,15 @@
           <w:lang w:val="en-US"/>
         </w:rPr>
         <w:br/>
-        <w:t xml:space="preserve">                System.</w:t>
+        <w:t xml:space="preserve">                </w:t>
+      </w:r>
+      <w:proofErr w:type="spellStart"/>
+      <w:r>
+        <w:rPr>
+          <w:color w:val="BCBEC4"/>
+          <w:lang w:val="en-US"/>
+        </w:rPr>
+        <w:t>System.</w:t>
       </w:r>
       <w:r>
         <w:rPr>
@@ -4607,7 +5620,15 @@
           <w:color w:val="BCBEC4"/>
           <w:lang w:val="en-US"/>
         </w:rPr>
-        <w:t>.println(</w:t>
+        <w:t>.println</w:t>
+      </w:r>
+      <w:proofErr w:type="spellEnd"/>
+      <w:r>
+        <w:rPr>
+          <w:color w:val="BCBEC4"/>
+          <w:lang w:val="en-US"/>
+        </w:rPr>
+        <w:t>(</w:t>
       </w:r>
       <w:r>
         <w:rPr>
@@ -4725,7 +5746,23 @@
           <w:lang w:val="en-US"/>
         </w:rPr>
         <w:lastRenderedPageBreak/>
-        <w:t xml:space="preserve">            code = code.replaceAll(</w:t>
+        <w:t xml:space="preserve">            code = </w:t>
+      </w:r>
+      <w:proofErr w:type="spellStart"/>
+      <w:r>
+        <w:rPr>
+          <w:color w:val="BCBEC4"/>
+          <w:lang w:val="en-US"/>
+        </w:rPr>
+        <w:t>code.replaceAll</w:t>
+      </w:r>
+      <w:proofErr w:type="spellEnd"/>
+      <w:r>
+        <w:rPr>
+          <w:color w:val="BCBEC4"/>
+          <w:lang w:val="en-US"/>
+        </w:rPr>
+        <w:t>(</w:t>
       </w:r>
       <w:r>
         <w:rPr>
@@ -4815,7 +5852,23 @@
           <w:lang w:val="en-US"/>
         </w:rPr>
         <w:br/>
-        <w:t xml:space="preserve">            code = code.replaceAll(</w:t>
+        <w:t xml:space="preserve">            code = </w:t>
+      </w:r>
+      <w:proofErr w:type="spellStart"/>
+      <w:r>
+        <w:rPr>
+          <w:color w:val="BCBEC4"/>
+          <w:lang w:val="en-US"/>
+        </w:rPr>
+        <w:t>code.replaceAll</w:t>
+      </w:r>
+      <w:proofErr w:type="spellEnd"/>
+      <w:r>
+        <w:rPr>
+          <w:color w:val="BCBEC4"/>
+          <w:lang w:val="en-US"/>
+        </w:rPr>
+        <w:t>(</w:t>
       </w:r>
       <w:r>
         <w:rPr>
@@ -4873,7 +5926,23 @@
           <w:lang w:val="en-US"/>
         </w:rPr>
         <w:br/>
-        <w:t xml:space="preserve">            code = code.replaceAll(</w:t>
+        <w:t xml:space="preserve">            code = </w:t>
+      </w:r>
+      <w:proofErr w:type="spellStart"/>
+      <w:r>
+        <w:rPr>
+          <w:color w:val="BCBEC4"/>
+          <w:lang w:val="en-US"/>
+        </w:rPr>
+        <w:t>code.replaceAll</w:t>
+      </w:r>
+      <w:proofErr w:type="spellEnd"/>
+      <w:r>
+        <w:rPr>
+          <w:color w:val="BCBEC4"/>
+          <w:lang w:val="en-US"/>
+        </w:rPr>
+        <w:t>(</w:t>
       </w:r>
       <w:r>
         <w:rPr>
@@ -4949,7 +6018,23 @@
           <w:color w:val="6AAB73"/>
           <w:lang w:val="en-US"/>
         </w:rPr>
-        <w:t>"class TestProgramCleaned"</w:t>
+        <w:t xml:space="preserve">"class </w:t>
+      </w:r>
+      <w:proofErr w:type="spellStart"/>
+      <w:r>
+        <w:rPr>
+          <w:color w:val="6AAB73"/>
+          <w:lang w:val="en-US"/>
+        </w:rPr>
+        <w:t>TestProgramCleaned</w:t>
+      </w:r>
+      <w:proofErr w:type="spellEnd"/>
+      <w:r>
+        <w:rPr>
+          <w:color w:val="6AAB73"/>
+          <w:lang w:val="en-US"/>
+        </w:rPr>
+        <w:t>"</w:t>
       </w:r>
       <w:r>
         <w:rPr>
@@ -4971,7 +6056,23 @@
           <w:lang w:val="en-US"/>
         </w:rPr>
         <w:br/>
-        <w:t xml:space="preserve">            String[] lines = code.split(</w:t>
+        <w:t xml:space="preserve">            String[] lines = </w:t>
+      </w:r>
+      <w:proofErr w:type="spellStart"/>
+      <w:r>
+        <w:rPr>
+          <w:color w:val="BCBEC4"/>
+          <w:lang w:val="en-US"/>
+        </w:rPr>
+        <w:t>code.split</w:t>
+      </w:r>
+      <w:proofErr w:type="spellEnd"/>
+      <w:r>
+        <w:rPr>
+          <w:color w:val="BCBEC4"/>
+          <w:lang w:val="en-US"/>
+        </w:rPr>
+        <w:t>(</w:t>
       </w:r>
       <w:r>
         <w:rPr>
@@ -5032,12 +6133,21 @@
         </w:rPr>
         <w:t xml:space="preserve">new </w:t>
       </w:r>
-      <w:r>
-        <w:rPr>
-          <w:color w:val="BCBEC4"/>
-          <w:lang w:val="en-US"/>
-        </w:rPr>
-        <w:t>ArrayList&lt;&gt;();</w:t>
+      <w:proofErr w:type="spellStart"/>
+      <w:r>
+        <w:rPr>
+          <w:color w:val="BCBEC4"/>
+          <w:lang w:val="en-US"/>
+        </w:rPr>
+        <w:t>ArrayList</w:t>
+      </w:r>
+      <w:proofErr w:type="spellEnd"/>
+      <w:r>
+        <w:rPr>
+          <w:color w:val="BCBEC4"/>
+          <w:lang w:val="en-US"/>
+        </w:rPr>
+        <w:t>&lt;&gt;();</w:t>
       </w:r>
       <w:r>
         <w:rPr>
@@ -5081,7 +6191,23 @@
           <w:lang w:val="en-US"/>
         </w:rPr>
         <w:br/>
-        <w:t xml:space="preserve">                String normalized = line.replaceAll(</w:t>
+        <w:t xml:space="preserve">                String normalized = </w:t>
+      </w:r>
+      <w:proofErr w:type="spellStart"/>
+      <w:r>
+        <w:rPr>
+          <w:color w:val="BCBEC4"/>
+          <w:lang w:val="en-US"/>
+        </w:rPr>
+        <w:t>line.replaceAll</w:t>
+      </w:r>
+      <w:proofErr w:type="spellEnd"/>
+      <w:r>
+        <w:rPr>
+          <w:color w:val="BCBEC4"/>
+          <w:lang w:val="en-US"/>
+        </w:rPr>
+        <w:t>(</w:t>
       </w:r>
       <w:r>
         <w:rPr>
@@ -5161,15 +6287,47 @@
           <w:color w:val="BCBEC4"/>
           <w:lang w:val="en-US"/>
         </w:rPr>
-        <w:t>(!normalized.isEmpty()) {</w:t>
-      </w:r>
-      <w:r>
-        <w:rPr>
-          <w:color w:val="BCBEC4"/>
-          <w:lang w:val="en-US"/>
-        </w:rPr>
-        <w:br/>
-        <w:t xml:space="preserve">                    cleaned.add(normalized);</w:t>
+        <w:t>(!</w:t>
+      </w:r>
+      <w:proofErr w:type="spellStart"/>
+      <w:r>
+        <w:rPr>
+          <w:color w:val="BCBEC4"/>
+          <w:lang w:val="en-US"/>
+        </w:rPr>
+        <w:t>normalized.isEmpty</w:t>
+      </w:r>
+      <w:proofErr w:type="spellEnd"/>
+      <w:r>
+        <w:rPr>
+          <w:color w:val="BCBEC4"/>
+          <w:lang w:val="en-US"/>
+        </w:rPr>
+        <w:t>()) {</w:t>
+      </w:r>
+      <w:r>
+        <w:rPr>
+          <w:color w:val="BCBEC4"/>
+          <w:lang w:val="en-US"/>
+        </w:rPr>
+        <w:br/>
+        <w:t xml:space="preserve">                    </w:t>
+      </w:r>
+      <w:proofErr w:type="spellStart"/>
+      <w:r>
+        <w:rPr>
+          <w:color w:val="BCBEC4"/>
+          <w:lang w:val="en-US"/>
+        </w:rPr>
+        <w:t>cleaned.add</w:t>
+      </w:r>
+      <w:proofErr w:type="spellEnd"/>
+      <w:r>
+        <w:rPr>
+          <w:color w:val="BCBEC4"/>
+          <w:lang w:val="en-US"/>
+        </w:rPr>
+        <w:t>(normalized);</w:t>
       </w:r>
       <w:r>
         <w:rPr>
@@ -5200,7 +6358,15 @@
           <w:lang w:val="en-US"/>
         </w:rPr>
         <w:br/>
-        <w:t xml:space="preserve">            Files.</w:t>
+        <w:t xml:space="preserve">            </w:t>
+      </w:r>
+      <w:proofErr w:type="spellStart"/>
+      <w:r>
+        <w:rPr>
+          <w:color w:val="BCBEC4"/>
+          <w:lang w:val="en-US"/>
+        </w:rPr>
+        <w:t>Files.</w:t>
       </w:r>
       <w:r>
         <w:rPr>
@@ -5211,12 +6377,21 @@
         </w:rPr>
         <w:t>write</w:t>
       </w:r>
-      <w:r>
-        <w:rPr>
-          <w:color w:val="BCBEC4"/>
-          <w:lang w:val="en-US"/>
-        </w:rPr>
-        <w:t>(Path.</w:t>
+      <w:proofErr w:type="spellEnd"/>
+      <w:r>
+        <w:rPr>
+          <w:color w:val="BCBEC4"/>
+          <w:lang w:val="en-US"/>
+        </w:rPr>
+        <w:t>(</w:t>
+      </w:r>
+      <w:proofErr w:type="spellStart"/>
+      <w:r>
+        <w:rPr>
+          <w:color w:val="BCBEC4"/>
+          <w:lang w:val="en-US"/>
+        </w:rPr>
+        <w:t>Path.</w:t>
       </w:r>
       <w:r>
         <w:rPr>
@@ -5227,27 +6402,52 @@
         </w:rPr>
         <w:t>of</w:t>
       </w:r>
-      <w:r>
-        <w:rPr>
-          <w:color w:val="BCBEC4"/>
-          <w:lang w:val="en-US"/>
-        </w:rPr>
-        <w:t>(outputFile), cleaned);</w:t>
-      </w:r>
-      <w:r>
-        <w:rPr>
-          <w:color w:val="BCBEC4"/>
-          <w:lang w:val="en-US"/>
-        </w:rPr>
-        <w:br/>
-      </w:r>
-      <w:r>
-        <w:rPr>
-          <w:color w:val="BCBEC4"/>
-          <w:lang w:val="en-US"/>
-        </w:rPr>
-        <w:br/>
-        <w:t xml:space="preserve">            System.</w:t>
+      <w:proofErr w:type="spellEnd"/>
+      <w:r>
+        <w:rPr>
+          <w:color w:val="BCBEC4"/>
+          <w:lang w:val="en-US"/>
+        </w:rPr>
+        <w:t>(</w:t>
+      </w:r>
+      <w:proofErr w:type="spellStart"/>
+      <w:r>
+        <w:rPr>
+          <w:color w:val="BCBEC4"/>
+          <w:lang w:val="en-US"/>
+        </w:rPr>
+        <w:t>outputFile</w:t>
+      </w:r>
+      <w:proofErr w:type="spellEnd"/>
+      <w:r>
+        <w:rPr>
+          <w:color w:val="BCBEC4"/>
+          <w:lang w:val="en-US"/>
+        </w:rPr>
+        <w:t>), cleaned);</w:t>
+      </w:r>
+      <w:r>
+        <w:rPr>
+          <w:color w:val="BCBEC4"/>
+          <w:lang w:val="en-US"/>
+        </w:rPr>
+        <w:br/>
+      </w:r>
+      <w:r>
+        <w:rPr>
+          <w:color w:val="BCBEC4"/>
+          <w:lang w:val="en-US"/>
+        </w:rPr>
+        <w:br/>
+        <w:t xml:space="preserve">            </w:t>
+      </w:r>
+      <w:proofErr w:type="spellStart"/>
+      <w:r>
+        <w:rPr>
+          <w:color w:val="BCBEC4"/>
+          <w:lang w:val="en-US"/>
+        </w:rPr>
+        <w:t>System.</w:t>
       </w:r>
       <w:r>
         <w:rPr>
@@ -5263,7 +6463,15 @@
           <w:color w:val="BCBEC4"/>
           <w:lang w:val="en-US"/>
         </w:rPr>
-        <w:t>.println(</w:t>
+        <w:t>.println</w:t>
+      </w:r>
+      <w:proofErr w:type="spellEnd"/>
+      <w:r>
+        <w:rPr>
+          <w:color w:val="BCBEC4"/>
+          <w:lang w:val="en-US"/>
+        </w:rPr>
+        <w:t>(</w:t>
       </w:r>
       <w:r>
         <w:rPr>
@@ -5324,7 +6532,15 @@
           <w:lang w:val="en-US"/>
         </w:rPr>
         <w:br/>
-        <w:t xml:space="preserve">            System.</w:t>
+        <w:t xml:space="preserve">            </w:t>
+      </w:r>
+      <w:proofErr w:type="spellStart"/>
+      <w:r>
+        <w:rPr>
+          <w:color w:val="BCBEC4"/>
+          <w:lang w:val="en-US"/>
+        </w:rPr>
+        <w:t>System.</w:t>
       </w:r>
       <w:r>
         <w:rPr>
@@ -5340,7 +6556,15 @@
           <w:color w:val="BCBEC4"/>
           <w:lang w:val="en-US"/>
         </w:rPr>
-        <w:t>.println(</w:t>
+        <w:t>.println</w:t>
+      </w:r>
+      <w:proofErr w:type="spellEnd"/>
+      <w:r>
+        <w:rPr>
+          <w:color w:val="BCBEC4"/>
+          <w:lang w:val="en-US"/>
+        </w:rPr>
+        <w:t>(</w:t>
       </w:r>
       <w:r>
         <w:rPr>
@@ -5393,7 +6617,23 @@
           <w:color w:val="BCBEC4"/>
           <w:lang w:val="en-US"/>
         </w:rPr>
-        <w:t>+ outputFile);</w:t>
+        <w:t xml:space="preserve">+ </w:t>
+      </w:r>
+      <w:proofErr w:type="spellStart"/>
+      <w:r>
+        <w:rPr>
+          <w:color w:val="BCBEC4"/>
+          <w:lang w:val="en-US"/>
+        </w:rPr>
+        <w:t>outputFile</w:t>
+      </w:r>
+      <w:proofErr w:type="spellEnd"/>
+      <w:r>
+        <w:rPr>
+          <w:color w:val="BCBEC4"/>
+          <w:lang w:val="en-US"/>
+        </w:rPr>
+        <w:t>);</w:t>
       </w:r>
       <w:r>
         <w:rPr>
@@ -5430,7 +6670,15 @@
           <w:lang w:val="en-US"/>
         </w:rPr>
         <w:br/>
-        <w:t xml:space="preserve">                System.</w:t>
+        <w:t xml:space="preserve">                </w:t>
+      </w:r>
+      <w:proofErr w:type="spellStart"/>
+      <w:r>
+        <w:rPr>
+          <w:color w:val="BCBEC4"/>
+          <w:lang w:val="en-US"/>
+        </w:rPr>
+        <w:t>System.</w:t>
       </w:r>
       <w:r>
         <w:rPr>
@@ -5446,7 +6694,15 @@
           <w:color w:val="BCBEC4"/>
           <w:lang w:val="en-US"/>
         </w:rPr>
-        <w:t>.println(</w:t>
+        <w:t>.println</w:t>
+      </w:r>
+      <w:proofErr w:type="spellEnd"/>
+      <w:r>
+        <w:rPr>
+          <w:color w:val="BCBEC4"/>
+          <w:lang w:val="en-US"/>
+        </w:rPr>
+        <w:t>(</w:t>
       </w:r>
       <w:r>
         <w:rPr>
@@ -5536,15 +6792,39 @@
           <w:color w:val="BCBEC4"/>
           <w:lang w:val="en-US"/>
         </w:rPr>
-        <w:t>(IOException e) {</w:t>
-      </w:r>
-      <w:r>
-        <w:rPr>
-          <w:color w:val="BCBEC4"/>
-          <w:lang w:val="en-US"/>
-        </w:rPr>
-        <w:br/>
-        <w:t xml:space="preserve">            System.</w:t>
+        <w:t>(</w:t>
+      </w:r>
+      <w:proofErr w:type="spellStart"/>
+      <w:r>
+        <w:rPr>
+          <w:color w:val="BCBEC4"/>
+          <w:lang w:val="en-US"/>
+        </w:rPr>
+        <w:t>IOException</w:t>
+      </w:r>
+      <w:proofErr w:type="spellEnd"/>
+      <w:r>
+        <w:rPr>
+          <w:color w:val="BCBEC4"/>
+          <w:lang w:val="en-US"/>
+        </w:rPr>
+        <w:t xml:space="preserve"> e) {</w:t>
+      </w:r>
+      <w:r>
+        <w:rPr>
+          <w:color w:val="BCBEC4"/>
+          <w:lang w:val="en-US"/>
+        </w:rPr>
+        <w:br/>
+        <w:t xml:space="preserve">            </w:t>
+      </w:r>
+      <w:proofErr w:type="spellStart"/>
+      <w:r>
+        <w:rPr>
+          <w:color w:val="BCBEC4"/>
+          <w:lang w:val="en-US"/>
+        </w:rPr>
+        <w:t>System.</w:t>
       </w:r>
       <w:r>
         <w:rPr>
@@ -5560,7 +6840,15 @@
           <w:color w:val="BCBEC4"/>
           <w:lang w:val="en-US"/>
         </w:rPr>
-        <w:t>.println(</w:t>
+        <w:t>.println</w:t>
+      </w:r>
+      <w:proofErr w:type="spellEnd"/>
+      <w:r>
+        <w:rPr>
+          <w:color w:val="BCBEC4"/>
+          <w:lang w:val="en-US"/>
+        </w:rPr>
+        <w:t>(</w:t>
       </w:r>
       <w:r>
         <w:rPr>
@@ -5626,7 +6914,23 @@
           <w:color w:val="BCBEC4"/>
           <w:lang w:val="en-US"/>
         </w:rPr>
-        <w:t>+ e.getMessage());</w:t>
+        <w:t xml:space="preserve">+ </w:t>
+      </w:r>
+      <w:proofErr w:type="spellStart"/>
+      <w:r>
+        <w:rPr>
+          <w:color w:val="BCBEC4"/>
+          <w:lang w:val="en-US"/>
+        </w:rPr>
+        <w:t>e.getMessage</w:t>
+      </w:r>
+      <w:proofErr w:type="spellEnd"/>
+      <w:r>
+        <w:rPr>
+          <w:color w:val="BCBEC4"/>
+          <w:lang w:val="en-US"/>
+        </w:rPr>
+        <w:t>());</w:t>
       </w:r>
       <w:r>
         <w:rPr>
@@ -5666,6 +6970,7 @@
         </w:rPr>
         <w:t xml:space="preserve">private static int </w:t>
       </w:r>
+      <w:proofErr w:type="spellStart"/>
       <w:r>
         <w:rPr>
           <w:color w:val="56A8F5"/>
@@ -5673,6 +6978,7 @@
         </w:rPr>
         <w:t>countOccurrences</w:t>
       </w:r>
+      <w:proofErr w:type="spellEnd"/>
       <w:r>
         <w:rPr>
           <w:color w:val="BCBEC4"/>
@@ -5779,7 +7085,23 @@
           <w:color w:val="BCBEC4"/>
           <w:lang w:val="en-US"/>
         </w:rPr>
-        <w:t>((index = text.indexOf(pattern, index)) != -</w:t>
+        <w:t xml:space="preserve">((index = </w:t>
+      </w:r>
+      <w:proofErr w:type="spellStart"/>
+      <w:r>
+        <w:rPr>
+          <w:color w:val="BCBEC4"/>
+          <w:lang w:val="en-US"/>
+        </w:rPr>
+        <w:t>text.indexOf</w:t>
+      </w:r>
+      <w:proofErr w:type="spellEnd"/>
+      <w:r>
+        <w:rPr>
+          <w:color w:val="BCBEC4"/>
+          <w:lang w:val="en-US"/>
+        </w:rPr>
+        <w:t>(pattern, index)) != -</w:t>
       </w:r>
       <w:r>
         <w:rPr>
@@ -5809,7 +7131,23 @@
           <w:lang w:val="en-US"/>
         </w:rPr>
         <w:br/>
-        <w:t xml:space="preserve">            index += pattern.length();</w:t>
+        <w:t xml:space="preserve">            index += </w:t>
+      </w:r>
+      <w:proofErr w:type="spellStart"/>
+      <w:r>
+        <w:rPr>
+          <w:color w:val="BCBEC4"/>
+          <w:lang w:val="en-US"/>
+        </w:rPr>
+        <w:t>pattern.length</w:t>
+      </w:r>
+      <w:proofErr w:type="spellEnd"/>
+      <w:r>
+        <w:rPr>
+          <w:color w:val="BCBEC4"/>
+          <w:lang w:val="en-US"/>
+        </w:rPr>
+        <w:t>();</w:t>
       </w:r>
       <w:r>
         <w:rPr>
@@ -5939,6 +7277,7 @@
       <w:r>
         <w:rPr>
           <w:rFonts w:ascii="Times New Roman" w:hAnsi="Times New Roman" w:cs="Times New Roman"/>
+          <w:noProof/>
           <w:sz w:val="28"/>
           <w:szCs w:val="28"/>
         </w:rPr>
@@ -6112,6 +7451,7 @@
       <w:r>
         <w:rPr>
           <w:rFonts w:ascii="Times New Roman" w:hAnsi="Times New Roman" w:cs="Times New Roman"/>
+          <w:noProof/>
           <w:sz w:val="28"/>
           <w:szCs w:val="28"/>
         </w:rPr>
@@ -6193,8 +7533,36 @@
           <w:sz w:val="28"/>
           <w:szCs w:val="28"/>
         </w:rPr>
-        <w:t>../test/TestProgramCleaned.cs</w:t>
-      </w:r>
+        <w:t>../</w:t>
+      </w:r>
+      <w:proofErr w:type="spellStart"/>
+      <w:r>
+        <w:rPr>
+          <w:rFonts w:ascii="Times New Roman" w:hAnsi="Times New Roman" w:cs="Times New Roman"/>
+          <w:sz w:val="28"/>
+          <w:szCs w:val="28"/>
+        </w:rPr>
+        <w:t>test</w:t>
+      </w:r>
+      <w:proofErr w:type="spellEnd"/>
+      <w:r>
+        <w:rPr>
+          <w:rFonts w:ascii="Times New Roman" w:hAnsi="Times New Roman" w:cs="Times New Roman"/>
+          <w:sz w:val="28"/>
+          <w:szCs w:val="28"/>
+        </w:rPr>
+        <w:t>/</w:t>
+      </w:r>
+      <w:proofErr w:type="spellStart"/>
+      <w:r>
+        <w:rPr>
+          <w:rFonts w:ascii="Times New Roman" w:hAnsi="Times New Roman" w:cs="Times New Roman"/>
+          <w:sz w:val="28"/>
+          <w:szCs w:val="28"/>
+        </w:rPr>
+        <w:t>TestProgramCleaned.cs</w:t>
+      </w:r>
+      <w:proofErr w:type="spellEnd"/>
       <w:r>
         <w:rPr>
           <w:rFonts w:ascii="Times New Roman" w:hAnsi="Times New Roman" w:cs="Times New Roman"/>
@@ -6222,6 +7590,7 @@
       <w:r>
         <w:rPr>
           <w:rFonts w:ascii="Times New Roman" w:hAnsi="Times New Roman" w:cs="Times New Roman"/>
+          <w:noProof/>
           <w:sz w:val="28"/>
           <w:szCs w:val="28"/>
         </w:rPr>
